--- a/report/ComNet/探究实验2-探究网络体系结构和协议分层.docx
+++ b/report/ComNet/探究实验2-探究网络体系结构和协议分层.docx
@@ -1239,7 +1239,7 @@
       <w:pPr>
         <w:jc w:val="left"/>
         <w:rPr>
-          <w:rFonts w:ascii="Microsoft YaHei" w:eastAsia="Microsoft YaHei" w:hAnsi="Microsoft YaHei"/>
+          <w:rFonts w:ascii="Microsoft YaHei" w:eastAsia="Microsoft YaHei" w:hAnsi="Microsoft YaHei" w:hint="eastAsia"/>
           <w:b/>
           <w:sz w:val="24"/>
           <w:szCs w:val="24"/>
@@ -1276,7 +1276,7 @@
           <w:szCs w:val="24"/>
         </w:rPr>
         <w:drawing>
-          <wp:inline distT="0" distB="0" distL="0" distR="0" wp14:anchorId="749C1782" wp14:editId="3688417A">
+          <wp:inline distT="0" distB="0" distL="0" distR="0" wp14:anchorId="749C1782" wp14:editId="1B09C94C">
             <wp:extent cx="5274310" cy="2153920"/>
             <wp:effectExtent l="0" t="0" r="2540" b="0"/>
             <wp:docPr id="681921982" name="图片 1"/>
@@ -1408,31 +1408,31 @@
       <w:pPr>
         <w:jc w:val="left"/>
         <w:rPr>
+          <w:rFonts w:ascii="Microsoft YaHei" w:eastAsia="Microsoft YaHei" w:hAnsi="Microsoft YaHei" w:hint="eastAsia"/>
+          <w:b/>
+          <w:color w:val="EE0000"/>
+          <w:sz w:val="24"/>
+          <w:szCs w:val="24"/>
+        </w:rPr>
+      </w:pPr>
+      <w:r>
+        <w:rPr>
           <w:rFonts w:ascii="Microsoft YaHei" w:eastAsia="Microsoft YaHei" w:hAnsi="Microsoft YaHei"/>
           <w:b/>
           <w:color w:val="EE0000"/>
           <w:sz w:val="24"/>
           <w:szCs w:val="24"/>
         </w:rPr>
-      </w:pPr>
-      <w:r>
-        <w:rPr>
-          <w:rFonts w:ascii="Microsoft YaHei" w:eastAsia="Microsoft YaHei" w:hAnsi="Microsoft YaHei"/>
+        <w:t>主要负责网络间的逻辑寻址和路由。</w:t>
+      </w:r>
+      <w:r>
+        <w:rPr>
+          <w:rFonts w:ascii="Microsoft YaHei" w:eastAsia="Microsoft YaHei" w:hAnsi="Microsoft YaHei" w:hint="eastAsia"/>
           <w:b/>
           <w:color w:val="EE0000"/>
           <w:sz w:val="24"/>
           <w:szCs w:val="24"/>
         </w:rPr>
-        <w:t>主要负责网络间的逻辑寻址和路由。</w:t>
-      </w:r>
-      <w:r>
-        <w:rPr>
-          <w:rFonts w:ascii="Microsoft YaHei" w:eastAsia="Microsoft YaHei" w:hAnsi="Microsoft YaHei" w:hint="eastAsia"/>
-          <w:b/>
-          <w:color w:val="EE0000"/>
-          <w:sz w:val="24"/>
-          <w:szCs w:val="24"/>
-        </w:rPr>
         <w:t>包含源IP地址和目的IP地址</w:t>
       </w:r>
     </w:p>
@@ -1462,7 +1462,7 @@
       <w:pPr>
         <w:jc w:val="left"/>
         <w:rPr>
-          <w:rFonts w:ascii="Microsoft YaHei" w:eastAsia="Microsoft YaHei" w:hAnsi="Microsoft YaHei"/>
+          <w:rFonts w:ascii="Microsoft YaHei" w:eastAsia="Microsoft YaHei" w:hAnsi="Microsoft YaHei" w:hint="eastAsia"/>
           <w:b/>
           <w:color w:val="EE0000"/>
         </w:rPr>
@@ -1594,7 +1594,7 @@
       <w:pPr>
         <w:jc w:val="left"/>
         <w:rPr>
-          <w:rFonts w:ascii="Microsoft YaHei" w:eastAsia="Microsoft YaHei" w:hAnsi="Microsoft YaHei"/>
+          <w:rFonts w:ascii="Microsoft YaHei" w:eastAsia="Microsoft YaHei" w:hAnsi="Microsoft YaHei" w:hint="eastAsia"/>
           <w:b/>
           <w:color w:val="EE0000"/>
           <w:sz w:val="24"/>
@@ -1639,7 +1639,7 @@
       <w:pPr>
         <w:jc w:val="left"/>
         <w:rPr>
-          <w:rFonts w:ascii="Microsoft YaHei" w:eastAsia="Microsoft YaHei" w:hAnsi="Microsoft YaHei"/>
+          <w:rFonts w:ascii="Microsoft YaHei" w:eastAsia="Microsoft YaHei" w:hAnsi="Microsoft YaHei" w:hint="eastAsia"/>
           <w:color w:val="EE0000"/>
           <w:sz w:val="24"/>
           <w:szCs w:val="24"/>
@@ -1939,6 +1939,49 @@
           <w:szCs w:val="24"/>
         </w:rPr>
       </w:pPr>
+      <w:r>
+        <w:rPr>
+          <w:rFonts w:ascii="Microsoft YaHei" w:eastAsia="Microsoft YaHei" w:hAnsi="Microsoft YaHei"/>
+          <w:sz w:val="24"/>
+          <w:szCs w:val="24"/>
+        </w:rPr>
+        <w:lastRenderedPageBreak/>
+        <w:drawing>
+          <wp:inline distT="0" distB="0" distL="0" distR="0" wp14:anchorId="615FE945" wp14:editId="0E8B3797">
+            <wp:extent cx="5274310" cy="5227955"/>
+            <wp:effectExtent l="0" t="0" r="2540" b="0"/>
+            <wp:docPr id="1051442169" name="图片 1"/>
+            <wp:cNvGraphicFramePr>
+              <a:graphicFrameLocks xmlns:a="http://schemas.openxmlformats.org/drawingml/2006/main" noChangeAspect="1"/>
+            </wp:cNvGraphicFramePr>
+            <a:graphic xmlns:a="http://schemas.openxmlformats.org/drawingml/2006/main">
+              <a:graphicData uri="http://schemas.openxmlformats.org/drawingml/2006/picture">
+                <pic:pic xmlns:pic="http://schemas.openxmlformats.org/drawingml/2006/picture">
+                  <pic:nvPicPr>
+                    <pic:cNvPr id="1051442169" name=""/>
+                    <pic:cNvPicPr/>
+                  </pic:nvPicPr>
+                  <pic:blipFill>
+                    <a:blip r:embed="rId11"/>
+                    <a:stretch>
+                      <a:fillRect/>
+                    </a:stretch>
+                  </pic:blipFill>
+                  <pic:spPr>
+                    <a:xfrm>
+                      <a:off x="0" y="0"/>
+                      <a:ext cx="5274310" cy="5227955"/>
+                    </a:xfrm>
+                    <a:prstGeom prst="rect">
+                      <a:avLst/>
+                    </a:prstGeom>
+                  </pic:spPr>
+                </pic:pic>
+              </a:graphicData>
+            </a:graphic>
+          </wp:inline>
+        </w:drawing>
+      </w:r>
     </w:p>
     <w:p>
       <w:pPr>
@@ -1965,31 +2008,65 @@
           <w:szCs w:val="24"/>
         </w:rPr>
       </w:pPr>
-    </w:p>
-    <w:p>
-      <w:pPr>
-        <w:rPr>
-          <w:rFonts w:ascii="Microsoft YaHei" w:eastAsia="Microsoft YaHei" w:hAnsi="Microsoft YaHei" w:hint="eastAsia"/>
-          <w:sz w:val="24"/>
-          <w:szCs w:val="24"/>
-        </w:rPr>
-      </w:pPr>
-      <w:r>
-        <w:rPr>
-          <w:rFonts w:ascii="Microsoft YaHei" w:eastAsia="Microsoft YaHei" w:hAnsi="Microsoft YaHei" w:hint="eastAsia"/>
-          <w:sz w:val="24"/>
-          <w:szCs w:val="24"/>
-        </w:rPr>
-        <w:t>4）点击服务器，打开配置界面进入services配置选项卡，确保服务器的HTTP</w:t>
-      </w:r>
-      <w:r>
-        <w:rPr>
-          <w:rFonts w:ascii="Microsoft YaHei" w:eastAsia="Microsoft YaHei" w:hAnsi="Microsoft YaHei" w:hint="eastAsia"/>
+      <w:r>
+        <w:rPr>
+          <w:rFonts w:ascii="Microsoft YaHei" w:eastAsia="Microsoft YaHei" w:hAnsi="Microsoft YaHei"/>
           <w:sz w:val="24"/>
           <w:szCs w:val="24"/>
         </w:rPr>
         <w:lastRenderedPageBreak/>
-        <w:t>服务打开，如图所示。</w:t>
+        <w:drawing>
+          <wp:inline distT="0" distB="0" distL="0" distR="0" wp14:anchorId="207A99F2" wp14:editId="5CFAC2A3">
+            <wp:extent cx="5274310" cy="4427220"/>
+            <wp:effectExtent l="0" t="0" r="2540" b="0"/>
+            <wp:docPr id="1954658880" name="图片 1"/>
+            <wp:cNvGraphicFramePr>
+              <a:graphicFrameLocks xmlns:a="http://schemas.openxmlformats.org/drawingml/2006/main" noChangeAspect="1"/>
+            </wp:cNvGraphicFramePr>
+            <a:graphic xmlns:a="http://schemas.openxmlformats.org/drawingml/2006/main">
+              <a:graphicData uri="http://schemas.openxmlformats.org/drawingml/2006/picture">
+                <pic:pic xmlns:pic="http://schemas.openxmlformats.org/drawingml/2006/picture">
+                  <pic:nvPicPr>
+                    <pic:cNvPr id="1954658880" name=""/>
+                    <pic:cNvPicPr/>
+                  </pic:nvPicPr>
+                  <pic:blipFill>
+                    <a:blip r:embed="rId12"/>
+                    <a:stretch>
+                      <a:fillRect/>
+                    </a:stretch>
+                  </pic:blipFill>
+                  <pic:spPr>
+                    <a:xfrm>
+                      <a:off x="0" y="0"/>
+                      <a:ext cx="5274310" cy="4427220"/>
+                    </a:xfrm>
+                    <a:prstGeom prst="rect">
+                      <a:avLst/>
+                    </a:prstGeom>
+                  </pic:spPr>
+                </pic:pic>
+              </a:graphicData>
+            </a:graphic>
+          </wp:inline>
+        </w:drawing>
+      </w:r>
+    </w:p>
+    <w:p>
+      <w:pPr>
+        <w:rPr>
+          <w:rFonts w:ascii="Microsoft YaHei" w:eastAsia="Microsoft YaHei" w:hAnsi="Microsoft YaHei" w:hint="eastAsia"/>
+          <w:sz w:val="24"/>
+          <w:szCs w:val="24"/>
+        </w:rPr>
+      </w:pPr>
+      <w:r>
+        <w:rPr>
+          <w:rFonts w:ascii="Microsoft YaHei" w:eastAsia="Microsoft YaHei" w:hAnsi="Microsoft YaHei" w:hint="eastAsia"/>
+          <w:sz w:val="24"/>
+          <w:szCs w:val="24"/>
+        </w:rPr>
+        <w:t>4）点击服务器，打开配置界面进入services配置选项卡，确保服务器的HTTP服务打开，如图所示。</w:t>
       </w:r>
     </w:p>
     <w:p>
@@ -2020,7 +2097,7 @@
                     <pic:cNvPicPr/>
                   </pic:nvPicPr>
                   <pic:blipFill>
-                    <a:blip r:embed="rId11"/>
+                    <a:blip r:embed="rId13"/>
                     <a:stretch>
                       <a:fillRect/>
                     </a:stretch>
@@ -2109,7 +2186,16 @@
           <w:sz w:val="24"/>
           <w:szCs w:val="24"/>
         </w:rPr>
-        <w:t>Packet Tracer 界面的右下角是用于在 Realtime（实时）与 Simulation（模拟）模式之间切换的选项卡。PT 始终以 Realtime（实时）模式启动，在此模式中，网络协议采用实际时间运行。不过，Packet Tracer 的强大功能在于它可以让用户切换到 Simulation（模拟）模式来“停止时间”。在 Simulation（模拟）模式中，数据包显示成动画信封，时间由事件驱动，而用户可以逐步查看网络事件。</w:t>
+        <w:t>Packet Tracer 界面的右下角是用于在 Realtime（实时）与 Simulation</w:t>
+      </w:r>
+      <w:r>
+        <w:rPr>
+          <w:rFonts w:ascii="Microsoft YaHei" w:eastAsia="Microsoft YaHei" w:hAnsi="Microsoft YaHei" w:hint="eastAsia"/>
+          <w:sz w:val="24"/>
+          <w:szCs w:val="24"/>
+        </w:rPr>
+        <w:lastRenderedPageBreak/>
+        <w:t>（模拟）模式之间切换的选项卡。PT 始终以 Realtime（实时）模式启动，在此模式中，网络协议采用实际时间运行。不过，Packet Tracer 的强大功能在于它可以让用户切换到 Simulation（模拟）模式来“停止时间”。在 Simulation（模拟）模式中，数据包显示成动画信封，时间由事件驱动，而用户可以逐步查看网络事件。</w:t>
       </w:r>
     </w:p>
     <w:p>
@@ -2217,8 +2303,204 @@
           <w:sz w:val="24"/>
           <w:szCs w:val="24"/>
         </w:rPr>
-        <w:t>单击 Show All/None（全部显示/无）复选框，直到所有复选框取消选中，然后选择 HTTP。单击 Edit Filters（编辑过滤器）框外任意位置隐藏该框。</w:t>
-      </w:r>
+        <w:t>单击 Show All/None（全部显示/无）复选框，直到所有复选框取消选中，然后选择 HTTP。单击 Edit Filters（编辑过滤器）框外任意位置隐藏该框。Visible Events（可视事件）当前应仅显示 HTTP。</w:t>
+      </w:r>
+    </w:p>
+    <w:p>
+      <w:pPr>
+        <w:rPr>
+          <w:rFonts w:ascii="Microsoft YaHei" w:eastAsia="Microsoft YaHei" w:hAnsi="Microsoft YaHei" w:hint="eastAsia"/>
+          <w:b/>
+          <w:sz w:val="24"/>
+          <w:szCs w:val="24"/>
+        </w:rPr>
+      </w:pPr>
+      <w:r>
+        <w:rPr>
+          <w:rFonts w:ascii="Microsoft YaHei" w:eastAsia="Microsoft YaHei" w:hAnsi="Microsoft YaHei" w:hint="eastAsia"/>
+          <w:b/>
+          <w:sz w:val="24"/>
+          <w:szCs w:val="24"/>
+        </w:rPr>
+        <w:t>步骤</w:t>
+      </w:r>
+      <w:r>
+        <w:rPr>
+          <w:rFonts w:ascii="Microsoft YaHei" w:eastAsia="Microsoft YaHei" w:hAnsi="Microsoft YaHei" w:hint="eastAsia"/>
+          <w:b/>
+          <w:sz w:val="24"/>
+          <w:szCs w:val="24"/>
+        </w:rPr>
+        <w:t>7</w:t>
+      </w:r>
+      <w:r>
+        <w:rPr>
+          <w:rFonts w:hint="eastAsia"/>
+          <w:b/>
+        </w:rPr>
+        <w:t xml:space="preserve"> </w:t>
+      </w:r>
+      <w:r>
+        <w:rPr>
+          <w:rFonts w:ascii="Microsoft YaHei" w:eastAsia="Microsoft YaHei" w:hAnsi="Microsoft YaHei" w:hint="eastAsia"/>
+          <w:b/>
+          <w:sz w:val="24"/>
+          <w:szCs w:val="24"/>
+        </w:rPr>
+        <w:t>生成 Web (HTTP) 流量。</w:t>
+      </w:r>
+    </w:p>
+    <w:p>
+      <w:pPr>
+        <w:rPr>
+          <w:rFonts w:ascii="Microsoft YaHei" w:eastAsia="Microsoft YaHei" w:hAnsi="Microsoft YaHei" w:hint="eastAsia"/>
+          <w:sz w:val="24"/>
+          <w:szCs w:val="24"/>
+        </w:rPr>
+      </w:pPr>
+      <w:r>
+        <w:rPr>
+          <w:rFonts w:ascii="Microsoft YaHei" w:eastAsia="Microsoft YaHei" w:hAnsi="Microsoft YaHei" w:hint="eastAsia"/>
+          <w:sz w:val="24"/>
+          <w:szCs w:val="24"/>
+        </w:rPr>
+        <w:t>目前模拟面板为空白。Simulation Panel（模拟面板）的 Event List（事件列表）顶部共有六列。随着流量的生成和逐条通过，列表中会显示事件。“信息”</w:t>
+      </w:r>
+      <w:proofErr w:type="gramStart"/>
+      <w:r>
+        <w:rPr>
+          <w:rFonts w:ascii="Microsoft YaHei" w:eastAsia="Microsoft YaHei" w:hAnsi="Microsoft YaHei" w:hint="eastAsia"/>
+          <w:sz w:val="24"/>
+          <w:szCs w:val="24"/>
+        </w:rPr>
+        <w:t>列用于</w:t>
+      </w:r>
+      <w:proofErr w:type="gramEnd"/>
+      <w:r>
+        <w:rPr>
+          <w:rFonts w:ascii="Microsoft YaHei" w:eastAsia="Microsoft YaHei" w:hAnsi="Microsoft YaHei" w:hint="eastAsia"/>
+          <w:sz w:val="24"/>
+          <w:szCs w:val="24"/>
+        </w:rPr>
+        <w:t>检查具体事件内容。</w:t>
+      </w:r>
+    </w:p>
+    <w:p>
+      <w:pPr>
+        <w:rPr>
+          <w:rFonts w:ascii="Microsoft YaHei" w:eastAsia="Microsoft YaHei" w:hAnsi="Microsoft YaHei" w:hint="eastAsia"/>
+          <w:sz w:val="24"/>
+          <w:szCs w:val="24"/>
+        </w:rPr>
+      </w:pPr>
+      <w:r>
+        <w:rPr>
+          <w:rFonts w:ascii="Microsoft YaHei" w:eastAsia="Microsoft YaHei" w:hAnsi="Microsoft YaHei" w:hint="eastAsia"/>
+          <w:sz w:val="24"/>
+          <w:szCs w:val="24"/>
+        </w:rPr>
+        <w:t>注意：Web 服务器和 Web 客户端显示在左侧窗格中。将鼠标悬停在滚动条旁边，并在出现双箭头时左右拖动，可以调整面板大小。</w:t>
+      </w:r>
+    </w:p>
+    <w:p>
+      <w:pPr>
+        <w:rPr>
+          <w:rFonts w:ascii="Microsoft YaHei" w:eastAsia="Microsoft YaHei" w:hAnsi="Microsoft YaHei" w:hint="eastAsia"/>
+          <w:sz w:val="24"/>
+          <w:szCs w:val="24"/>
+        </w:rPr>
+      </w:pPr>
+      <w:r>
+        <w:rPr>
+          <w:rFonts w:ascii="Microsoft YaHei" w:eastAsia="Microsoft YaHei" w:hAnsi="Microsoft YaHei" w:hint="eastAsia"/>
+          <w:sz w:val="24"/>
+          <w:szCs w:val="24"/>
+        </w:rPr>
+        <w:t>1.</w:t>
+      </w:r>
+      <w:r>
+        <w:rPr>
+          <w:rFonts w:ascii="Microsoft YaHei" w:eastAsia="Microsoft YaHei" w:hAnsi="Microsoft YaHei" w:hint="eastAsia"/>
+          <w:sz w:val="24"/>
+          <w:szCs w:val="24"/>
+        </w:rPr>
+        <w:t>单击最左侧窗格中的 Web Client（Web 客户端）。</w:t>
+      </w:r>
+    </w:p>
+    <w:p>
+      <w:pPr>
+        <w:rPr>
+          <w:rFonts w:ascii="Microsoft YaHei" w:eastAsia="Microsoft YaHei" w:hAnsi="Microsoft YaHei" w:hint="eastAsia"/>
+          <w:sz w:val="24"/>
+          <w:szCs w:val="24"/>
+        </w:rPr>
+      </w:pPr>
+      <w:r>
+        <w:rPr>
+          <w:rFonts w:ascii="Microsoft YaHei" w:eastAsia="Microsoft YaHei" w:hAnsi="Microsoft YaHei" w:hint="eastAsia"/>
+          <w:sz w:val="24"/>
+          <w:szCs w:val="24"/>
+        </w:rPr>
+        <w:t>2.</w:t>
+      </w:r>
+      <w:r>
+        <w:rPr>
+          <w:rFonts w:ascii="Microsoft YaHei" w:eastAsia="Microsoft YaHei" w:hAnsi="Microsoft YaHei" w:hint="eastAsia"/>
+          <w:sz w:val="24"/>
+          <w:szCs w:val="24"/>
+        </w:rPr>
+        <w:t>单击“桌面 ”选项卡，并单击“Web 浏览器”图标将其打开。</w:t>
+      </w:r>
+    </w:p>
+    <w:p>
+      <w:pPr>
+        <w:rPr>
+          <w:rFonts w:ascii="Microsoft YaHei" w:eastAsia="Microsoft YaHei" w:hAnsi="Microsoft YaHei" w:hint="eastAsia"/>
+          <w:sz w:val="24"/>
+          <w:szCs w:val="24"/>
+        </w:rPr>
+      </w:pPr>
+      <w:r>
+        <w:rPr>
+          <w:rFonts w:ascii="Microsoft YaHei" w:eastAsia="Microsoft YaHei" w:hAnsi="Microsoft YaHei" w:hint="eastAsia"/>
+          <w:sz w:val="24"/>
+          <w:szCs w:val="24"/>
+        </w:rPr>
+        <w:t>3.</w:t>
+      </w:r>
+      <w:r>
+        <w:rPr>
+          <w:rFonts w:ascii="Microsoft YaHei" w:eastAsia="Microsoft YaHei" w:hAnsi="Microsoft YaHei" w:hint="eastAsia"/>
+          <w:sz w:val="24"/>
+          <w:szCs w:val="24"/>
+        </w:rPr>
+        <w:t>在 URL 字段中，输入</w:t>
+      </w:r>
+      <w:r>
+        <w:rPr>
+          <w:rFonts w:ascii="Microsoft YaHei" w:eastAsia="Microsoft YaHei" w:hAnsi="Microsoft YaHei" w:hint="eastAsia"/>
+          <w:sz w:val="24"/>
+          <w:szCs w:val="24"/>
+        </w:rPr>
+        <w:t xml:space="preserve"> 192.168.1.254</w:t>
+      </w:r>
+      <w:r>
+        <w:rPr>
+          <w:rFonts w:ascii="Microsoft YaHei" w:eastAsia="Microsoft YaHei" w:hAnsi="Microsoft YaHei" w:hint="eastAsia"/>
+          <w:sz w:val="24"/>
+          <w:szCs w:val="24"/>
+        </w:rPr>
+        <w:t xml:space="preserve"> 并单击 Go（转到）。</w:t>
+      </w:r>
+    </w:p>
+    <w:p>
+      <w:pPr>
+        <w:rPr>
+          <w:rFonts w:ascii="Microsoft YaHei" w:eastAsia="Microsoft YaHei" w:hAnsi="Microsoft YaHei" w:hint="eastAsia"/>
+          <w:sz w:val="24"/>
+          <w:szCs w:val="24"/>
+        </w:rPr>
+      </w:pPr>
       <w:r>
         <w:rPr>
           <w:rFonts w:ascii="Microsoft YaHei" w:eastAsia="Microsoft YaHei" w:hAnsi="Microsoft YaHei" w:hint="eastAsia"/>
@@ -2226,7 +2508,49 @@
           <w:szCs w:val="24"/>
         </w:rPr>
         <w:lastRenderedPageBreak/>
-        <w:t>Visible Events（可视事件）当前应仅显示 HTTP。</w:t>
+        <w:t>由于模拟模式中的时间是由事件驱动的，所以您必须使用 Capture/Forward（捕获/转发）按钮来显示网络事件。</w:t>
+      </w:r>
+    </w:p>
+    <w:p>
+      <w:pPr>
+        <w:rPr>
+          <w:rFonts w:ascii="Microsoft YaHei" w:eastAsia="Microsoft YaHei" w:hAnsi="Microsoft YaHei" w:hint="eastAsia"/>
+          <w:sz w:val="24"/>
+          <w:szCs w:val="24"/>
+        </w:rPr>
+      </w:pPr>
+      <w:r>
+        <w:rPr>
+          <w:rFonts w:ascii="Microsoft YaHei" w:eastAsia="Microsoft YaHei" w:hAnsi="Microsoft YaHei" w:hint="eastAsia"/>
+          <w:sz w:val="24"/>
+          <w:szCs w:val="24"/>
+        </w:rPr>
+        <w:t>4.</w:t>
+      </w:r>
+      <w:r>
+        <w:rPr>
+          <w:rFonts w:ascii="Microsoft YaHei" w:eastAsia="Microsoft YaHei" w:hAnsi="Microsoft YaHei" w:hint="eastAsia"/>
+          <w:sz w:val="24"/>
+          <w:szCs w:val="24"/>
+        </w:rPr>
+        <w:t>单击四次 Capture/Forward（捕获/转发） 。Event List（事件列表）应会显示四个事件。</w:t>
+      </w:r>
+    </w:p>
+    <w:p>
+      <w:pPr>
+        <w:rPr>
+          <w:rFonts w:ascii="Microsoft YaHei" w:eastAsia="Microsoft YaHei" w:hAnsi="Microsoft YaHei" w:hint="eastAsia"/>
+          <w:sz w:val="24"/>
+          <w:szCs w:val="24"/>
+        </w:rPr>
+      </w:pPr>
+      <w:r>
+        <w:rPr>
+          <w:rFonts w:ascii="Microsoft YaHei" w:eastAsia="Microsoft YaHei" w:hAnsi="Microsoft YaHei" w:hint="eastAsia"/>
+          <w:sz w:val="24"/>
+          <w:szCs w:val="24"/>
+        </w:rPr>
+        <w:t>查看 Web 客户端的 Web 浏览器页面。是否有变化？</w:t>
       </w:r>
     </w:p>
     <w:p>
@@ -2254,40 +2578,475 @@
           <w:sz w:val="24"/>
           <w:szCs w:val="24"/>
         </w:rPr>
-        <w:t>7</w:t>
-      </w:r>
-      <w:r>
-        <w:rPr>
-          <w:rFonts w:hint="eastAsia"/>
-          <w:b/>
-        </w:rPr>
-        <w:t xml:space="preserve"> </w:t>
-      </w:r>
-      <w:r>
-        <w:rPr>
-          <w:rFonts w:ascii="Microsoft YaHei" w:eastAsia="Microsoft YaHei" w:hAnsi="Microsoft YaHei" w:hint="eastAsia"/>
-          <w:b/>
-          <w:sz w:val="24"/>
-          <w:szCs w:val="24"/>
-        </w:rPr>
-        <w:t>生成 Web (HTTP) 流量。</w:t>
-      </w:r>
-    </w:p>
-    <w:p>
-      <w:pPr>
-        <w:rPr>
-          <w:rFonts w:ascii="Microsoft YaHei" w:eastAsia="Microsoft YaHei" w:hAnsi="Microsoft YaHei" w:hint="eastAsia"/>
-          <w:sz w:val="24"/>
-          <w:szCs w:val="24"/>
-        </w:rPr>
-      </w:pPr>
-      <w:r>
-        <w:rPr>
-          <w:rFonts w:ascii="Microsoft YaHei" w:eastAsia="Microsoft YaHei" w:hAnsi="Microsoft YaHei" w:hint="eastAsia"/>
-          <w:sz w:val="24"/>
-          <w:szCs w:val="24"/>
-        </w:rPr>
-        <w:t>目前模拟面板为空白。Simulation Panel（模拟面板）的 Event List（事件列表）顶部共有六列。随着流量的生成和逐条通过，列表中会显示事件。“信息”</w:t>
+        <w:t>8</w:t>
+      </w:r>
+      <w:r>
+        <w:rPr>
+          <w:rFonts w:ascii="Microsoft YaHei" w:eastAsia="Microsoft YaHei" w:hAnsi="Microsoft YaHei" w:hint="eastAsia"/>
+          <w:b/>
+          <w:sz w:val="24"/>
+          <w:szCs w:val="24"/>
+        </w:rPr>
+        <w:t>:</w:t>
+      </w:r>
+      <w:r>
+        <w:rPr>
+          <w:rFonts w:ascii="Microsoft YaHei" w:eastAsia="Microsoft YaHei" w:hAnsi="Microsoft YaHei" w:hint="eastAsia"/>
+          <w:b/>
+          <w:sz w:val="24"/>
+          <w:szCs w:val="24"/>
+        </w:rPr>
+        <w:t>查看 HTTP 数据包的内容。</w:t>
+      </w:r>
+    </w:p>
+    <w:p>
+      <w:pPr>
+        <w:rPr>
+          <w:rFonts w:ascii="Microsoft YaHei" w:eastAsia="Microsoft YaHei" w:hAnsi="Microsoft YaHei" w:hint="eastAsia"/>
+          <w:sz w:val="24"/>
+          <w:szCs w:val="24"/>
+        </w:rPr>
+      </w:pPr>
+      <w:r>
+        <w:rPr>
+          <w:rFonts w:ascii="Microsoft YaHei" w:eastAsia="Microsoft YaHei" w:hAnsi="Microsoft YaHei" w:hint="eastAsia"/>
+          <w:sz w:val="24"/>
+          <w:szCs w:val="24"/>
+        </w:rPr>
+        <w:t>1.</w:t>
+      </w:r>
+      <w:r>
+        <w:rPr>
+          <w:rFonts w:ascii="Microsoft YaHei" w:eastAsia="Microsoft YaHei" w:hAnsi="Microsoft YaHei" w:hint="eastAsia"/>
+          <w:sz w:val="24"/>
+          <w:szCs w:val="24"/>
+        </w:rPr>
+        <w:t>单击 Event List（事件列表） &gt; Info（信息）列下第一个彩色方框。需要展开 Simulation Panel（模拟面板），或者使用 Event List（事件列表）正下方的滚动条。</w:t>
+      </w:r>
+    </w:p>
+    <w:p>
+      <w:pPr>
+        <w:rPr>
+          <w:rFonts w:ascii="Microsoft YaHei" w:eastAsia="Microsoft YaHei" w:hAnsi="Microsoft YaHei" w:hint="eastAsia"/>
+          <w:sz w:val="24"/>
+          <w:szCs w:val="24"/>
+        </w:rPr>
+      </w:pPr>
+      <w:r>
+        <w:rPr>
+          <w:rFonts w:ascii="Microsoft YaHei" w:eastAsia="Microsoft YaHei" w:hAnsi="Microsoft YaHei" w:hint="eastAsia"/>
+          <w:sz w:val="24"/>
+          <w:szCs w:val="24"/>
+        </w:rPr>
+        <w:t>将会显示 PDU Information at Device: Web Client（设备 PDU 信息：Web 客户端）窗口。在此窗口中，只有两个选项卡（OSI Model（OSI 模型）和 Outbound PDU Details（传出 PDU 详细信息）），因为这是传输的起点。随着查看的事件越来越多，将显示三个选项卡，新增一个 Inbound PDU Details（传入 PDU 详细信息）选项卡。当某个事件是数据流的最后一个事件时，只显示 OSI Model（OSI 模型） 和 Inbound PDU Details（传入 PDU 详细信息）选项卡。</w:t>
+      </w:r>
+    </w:p>
+    <w:p>
+      <w:pPr>
+        <w:rPr>
+          <w:rFonts w:ascii="Microsoft YaHei" w:eastAsia="Microsoft YaHei" w:hAnsi="Microsoft YaHei" w:hint="eastAsia"/>
+          <w:sz w:val="24"/>
+          <w:szCs w:val="24"/>
+        </w:rPr>
+      </w:pPr>
+      <w:r>
+        <w:rPr>
+          <w:rFonts w:ascii="Microsoft YaHei" w:eastAsia="Microsoft YaHei" w:hAnsi="Microsoft YaHei" w:hint="eastAsia"/>
+          <w:sz w:val="24"/>
+          <w:szCs w:val="24"/>
+        </w:rPr>
+        <w:t>2.</w:t>
+      </w:r>
+      <w:r>
+        <w:rPr>
+          <w:rFonts w:ascii="Microsoft YaHei" w:eastAsia="Microsoft YaHei" w:hAnsi="Microsoft YaHei" w:hint="eastAsia"/>
+          <w:sz w:val="24"/>
+          <w:szCs w:val="24"/>
+        </w:rPr>
+        <w:t xml:space="preserve"> 选中 OSI Model（OSI 模型）选项卡。在 Out Layers（传出层）列中，</w:t>
+      </w:r>
+      <w:r>
+        <w:rPr>
+          <w:rFonts w:ascii="Microsoft YaHei" w:eastAsia="Microsoft YaHei" w:hAnsi="Microsoft YaHei" w:hint="eastAsia"/>
+          <w:sz w:val="24"/>
+          <w:szCs w:val="24"/>
+        </w:rPr>
+        <w:t>单击Layer 7，</w:t>
+      </w:r>
+      <w:r>
+        <w:rPr>
+          <w:rFonts w:ascii="Microsoft YaHei" w:eastAsia="Microsoft YaHei" w:hAnsi="Microsoft YaHei" w:hint="eastAsia"/>
+          <w:sz w:val="24"/>
+          <w:szCs w:val="24"/>
+        </w:rPr>
+        <w:t>确保 Layer 7（第 7 层）框突出显示。</w:t>
+      </w:r>
+    </w:p>
+    <w:p>
+      <w:pPr>
+        <w:rPr>
+          <w:rFonts w:ascii="Microsoft YaHei" w:eastAsia="Microsoft YaHei" w:hAnsi="Microsoft YaHei" w:hint="eastAsia"/>
+          <w:sz w:val="24"/>
+          <w:szCs w:val="24"/>
+        </w:rPr>
+      </w:pPr>
+      <w:r>
+        <w:rPr>
+          <w:rFonts w:ascii="Microsoft YaHei" w:eastAsia="Microsoft YaHei" w:hAnsi="Microsoft YaHei" w:hint="eastAsia"/>
+          <w:sz w:val="24"/>
+          <w:szCs w:val="24"/>
+        </w:rPr>
+        <w:t>Layer 7（第 7 层）标签旁边显示的文本是什么？</w:t>
+      </w:r>
+    </w:p>
+    <w:p>
+      <w:pPr>
+        <w:rPr>
+          <w:rFonts w:ascii="Microsoft YaHei" w:eastAsia="Microsoft YaHei" w:hAnsi="Microsoft YaHei" w:hint="eastAsia"/>
+          <w:sz w:val="24"/>
+          <w:szCs w:val="24"/>
+        </w:rPr>
+      </w:pPr>
+    </w:p>
+    <w:p>
+      <w:pPr>
+        <w:rPr>
+          <w:rFonts w:ascii="Microsoft YaHei" w:eastAsia="Microsoft YaHei" w:hAnsi="Microsoft YaHei" w:hint="eastAsia"/>
+          <w:sz w:val="24"/>
+          <w:szCs w:val="24"/>
+        </w:rPr>
+      </w:pPr>
+      <w:r>
+        <w:rPr>
+          <w:rFonts w:ascii="Microsoft YaHei" w:eastAsia="Microsoft YaHei" w:hAnsi="Microsoft YaHei" w:hint="eastAsia"/>
+          <w:sz w:val="24"/>
+          <w:szCs w:val="24"/>
+        </w:rPr>
+        <w:t>In Layers（传入层）和 Out Layers（传出层）框正下方的编号步骤中包含哪些信息？</w:t>
+      </w:r>
+    </w:p>
+    <w:p>
+      <w:pPr>
+        <w:rPr>
+          <w:rFonts w:ascii="Microsoft YaHei" w:eastAsia="Microsoft YaHei" w:hAnsi="Microsoft YaHei" w:hint="eastAsia"/>
+          <w:sz w:val="24"/>
+          <w:szCs w:val="24"/>
+        </w:rPr>
+      </w:pPr>
+    </w:p>
+    <w:p>
+      <w:pPr>
+        <w:rPr>
+          <w:rFonts w:ascii="Microsoft YaHei" w:eastAsia="Microsoft YaHei" w:hAnsi="Microsoft YaHei" w:hint="eastAsia"/>
+          <w:sz w:val="24"/>
+          <w:szCs w:val="24"/>
+        </w:rPr>
+      </w:pPr>
+      <w:r>
+        <w:rPr>
+          <w:rFonts w:ascii="Microsoft YaHei" w:eastAsia="Microsoft YaHei" w:hAnsi="Microsoft YaHei" w:hint="eastAsia"/>
+          <w:sz w:val="24"/>
+          <w:szCs w:val="24"/>
+        </w:rPr>
+        <w:t>3.</w:t>
+      </w:r>
+      <w:r>
+        <w:rPr>
+          <w:rFonts w:ascii="Microsoft YaHei" w:eastAsia="Microsoft YaHei" w:hAnsi="Microsoft YaHei" w:hint="eastAsia"/>
+          <w:sz w:val="24"/>
+          <w:szCs w:val="24"/>
+        </w:rPr>
+        <w:t>单击 Next Layer（下一层）。第 4 层应突出显示。</w:t>
+      </w:r>
+      <w:proofErr w:type="spellStart"/>
+      <w:r>
+        <w:rPr>
+          <w:rFonts w:ascii="Microsoft YaHei" w:eastAsia="Microsoft YaHei" w:hAnsi="Microsoft YaHei" w:hint="eastAsia"/>
+          <w:sz w:val="24"/>
+          <w:szCs w:val="24"/>
+        </w:rPr>
+        <w:t>Dst</w:t>
+      </w:r>
+      <w:proofErr w:type="spellEnd"/>
+      <w:r>
+        <w:rPr>
+          <w:rFonts w:ascii="Microsoft YaHei" w:eastAsia="Microsoft YaHei" w:hAnsi="Microsoft YaHei" w:hint="eastAsia"/>
+          <w:sz w:val="24"/>
+          <w:szCs w:val="24"/>
+        </w:rPr>
+        <w:t xml:space="preserve"> Port（目的端口）的值是什么？</w:t>
+      </w:r>
+    </w:p>
+    <w:p>
+      <w:pPr>
+        <w:rPr>
+          <w:rFonts w:ascii="Microsoft YaHei" w:eastAsia="Microsoft YaHei" w:hAnsi="Microsoft YaHei" w:hint="eastAsia"/>
+          <w:sz w:val="24"/>
+          <w:szCs w:val="24"/>
+        </w:rPr>
+      </w:pPr>
+    </w:p>
+    <w:p>
+      <w:pPr>
+        <w:rPr>
+          <w:rFonts w:ascii="Microsoft YaHei" w:eastAsia="Microsoft YaHei" w:hAnsi="Microsoft YaHei" w:hint="eastAsia"/>
+          <w:sz w:val="24"/>
+          <w:szCs w:val="24"/>
+        </w:rPr>
+      </w:pPr>
+      <w:r>
+        <w:rPr>
+          <w:rFonts w:ascii="Microsoft YaHei" w:eastAsia="Microsoft YaHei" w:hAnsi="Microsoft YaHei" w:hint="eastAsia"/>
+          <w:sz w:val="24"/>
+          <w:szCs w:val="24"/>
+        </w:rPr>
+        <w:t>4.</w:t>
+      </w:r>
+      <w:r>
+        <w:rPr>
+          <w:rFonts w:ascii="Microsoft YaHei" w:eastAsia="Microsoft YaHei" w:hAnsi="Microsoft YaHei" w:hint="eastAsia"/>
+          <w:sz w:val="24"/>
+          <w:szCs w:val="24"/>
+        </w:rPr>
+        <w:t>单击 Next Layer（下一层）。第 3 层应突出显示。</w:t>
+      </w:r>
+      <w:proofErr w:type="spellStart"/>
+      <w:r>
+        <w:rPr>
+          <w:rFonts w:ascii="Microsoft YaHei" w:eastAsia="Microsoft YaHei" w:hAnsi="Microsoft YaHei" w:hint="eastAsia"/>
+          <w:sz w:val="24"/>
+          <w:szCs w:val="24"/>
+        </w:rPr>
+        <w:t>Dest.IP</w:t>
+      </w:r>
+      <w:proofErr w:type="spellEnd"/>
+      <w:r>
+        <w:rPr>
+          <w:rFonts w:ascii="Microsoft YaHei" w:eastAsia="Microsoft YaHei" w:hAnsi="Microsoft YaHei" w:hint="eastAsia"/>
+          <w:sz w:val="24"/>
+          <w:szCs w:val="24"/>
+        </w:rPr>
+        <w:t xml:space="preserve">（目的 IP）的值是什么？ </w:t>
+      </w:r>
+    </w:p>
+    <w:p>
+      <w:pPr>
+        <w:rPr>
+          <w:rFonts w:ascii="Microsoft YaHei" w:eastAsia="Microsoft YaHei" w:hAnsi="Microsoft YaHei" w:hint="eastAsia"/>
+          <w:sz w:val="24"/>
+          <w:szCs w:val="24"/>
+        </w:rPr>
+      </w:pPr>
+    </w:p>
+    <w:p>
+      <w:pPr>
+        <w:rPr>
+          <w:rFonts w:ascii="Microsoft YaHei" w:eastAsia="Microsoft YaHei" w:hAnsi="Microsoft YaHei" w:hint="eastAsia"/>
+          <w:sz w:val="24"/>
+          <w:szCs w:val="24"/>
+        </w:rPr>
+      </w:pPr>
+      <w:r>
+        <w:rPr>
+          <w:rFonts w:ascii="Microsoft YaHei" w:eastAsia="Microsoft YaHei" w:hAnsi="Microsoft YaHei" w:hint="eastAsia"/>
+          <w:sz w:val="24"/>
+          <w:szCs w:val="24"/>
+        </w:rPr>
+        <w:t>5.</w:t>
+      </w:r>
+      <w:r>
+        <w:rPr>
+          <w:rFonts w:ascii="Microsoft YaHei" w:eastAsia="Microsoft YaHei" w:hAnsi="Microsoft YaHei" w:hint="eastAsia"/>
+          <w:sz w:val="24"/>
+          <w:szCs w:val="24"/>
+        </w:rPr>
+        <w:t>单击 Next Layer（下一层）。该层显示了哪些信息？</w:t>
+      </w:r>
+    </w:p>
+    <w:p>
+      <w:pPr>
+        <w:rPr>
+          <w:rFonts w:ascii="Microsoft YaHei" w:eastAsia="Microsoft YaHei" w:hAnsi="Microsoft YaHei" w:hint="eastAsia"/>
+          <w:sz w:val="24"/>
+          <w:szCs w:val="24"/>
+        </w:rPr>
+      </w:pPr>
+    </w:p>
+    <w:p>
+      <w:pPr>
+        <w:rPr>
+          <w:rFonts w:ascii="Microsoft YaHei" w:eastAsia="Microsoft YaHei" w:hAnsi="Microsoft YaHei" w:hint="eastAsia"/>
+          <w:sz w:val="24"/>
+          <w:szCs w:val="24"/>
+        </w:rPr>
+      </w:pPr>
+      <w:r>
+        <w:rPr>
+          <w:rFonts w:ascii="Microsoft YaHei" w:eastAsia="Microsoft YaHei" w:hAnsi="Microsoft YaHei" w:hint="eastAsia"/>
+          <w:sz w:val="24"/>
+          <w:szCs w:val="24"/>
+        </w:rPr>
+        <w:t>6.</w:t>
+      </w:r>
+      <w:r>
+        <w:rPr>
+          <w:rFonts w:ascii="Microsoft YaHei" w:eastAsia="Microsoft YaHei" w:hAnsi="Microsoft YaHei" w:hint="eastAsia"/>
+          <w:sz w:val="24"/>
+          <w:szCs w:val="24"/>
+        </w:rPr>
+        <w:t xml:space="preserve">单击 Outbound PDU Details（传出 PDU </w:t>
+      </w:r>
+      <w:r>
+        <w:rPr>
+          <w:rFonts w:ascii="Microsoft YaHei" w:eastAsia="Microsoft YaHei" w:hAnsi="Microsoft YaHei" w:hint="eastAsia"/>
+          <w:sz w:val="24"/>
+          <w:szCs w:val="24"/>
+        </w:rPr>
+        <w:t>详细信息）选项卡，</w:t>
+      </w:r>
+      <w:r>
+        <w:rPr>
+          <w:rFonts w:ascii="Microsoft YaHei" w:eastAsia="Microsoft YaHei" w:hAnsi="Microsoft YaHei" w:hint="eastAsia"/>
+          <w:sz w:val="24"/>
+          <w:szCs w:val="24"/>
+        </w:rPr>
+        <w:t>PDU Details（PDU 详细信息）下列出的信息反映了 TCP/IP 模型中的各层。</w:t>
+      </w:r>
+    </w:p>
+    <w:p>
+      <w:pPr>
+        <w:rPr>
+          <w:rFonts w:ascii="Microsoft YaHei" w:eastAsia="Microsoft YaHei" w:hAnsi="Microsoft YaHei" w:hint="eastAsia"/>
+          <w:sz w:val="24"/>
+          <w:szCs w:val="24"/>
+        </w:rPr>
+      </w:pPr>
+    </w:p>
+    <w:p>
+      <w:pPr>
+        <w:rPr>
+          <w:rFonts w:ascii="Microsoft YaHei" w:eastAsia="Microsoft YaHei" w:hAnsi="Microsoft YaHei" w:hint="eastAsia"/>
+          <w:sz w:val="24"/>
+          <w:szCs w:val="24"/>
+        </w:rPr>
+      </w:pPr>
+      <w:r>
+        <w:rPr>
+          <w:rFonts w:ascii="Microsoft YaHei" w:eastAsia="Microsoft YaHei" w:hAnsi="Microsoft YaHei" w:hint="eastAsia"/>
+          <w:sz w:val="24"/>
+          <w:szCs w:val="24"/>
+        </w:rPr>
+        <w:t>1）</w:t>
+      </w:r>
+      <w:r>
+        <w:rPr>
+          <w:rFonts w:ascii="Microsoft YaHei" w:eastAsia="Microsoft YaHei" w:hAnsi="Microsoft YaHei" w:hint="eastAsia"/>
+          <w:sz w:val="24"/>
+          <w:szCs w:val="24"/>
+        </w:rPr>
+        <w:t>PDU Details（PDU 详细信息） 的 IP 部分列出的信息，与 OSI Model（OSI 模型） 选项卡列出的信息相比，有哪些通用信息？它与哪一层关联？</w:t>
+      </w:r>
+    </w:p>
+    <w:p>
+      <w:pPr>
+        <w:rPr>
+          <w:rFonts w:ascii="Microsoft YaHei" w:eastAsia="Microsoft YaHei" w:hAnsi="Microsoft YaHei" w:hint="eastAsia"/>
+          <w:sz w:val="24"/>
+          <w:szCs w:val="24"/>
+        </w:rPr>
+      </w:pPr>
+    </w:p>
+    <w:p>
+      <w:pPr>
+        <w:rPr>
+          <w:rFonts w:ascii="Microsoft YaHei" w:eastAsia="Microsoft YaHei" w:hAnsi="Microsoft YaHei" w:hint="eastAsia"/>
+          <w:sz w:val="24"/>
+          <w:szCs w:val="24"/>
+        </w:rPr>
+      </w:pPr>
+      <w:r>
+        <w:rPr>
+          <w:rFonts w:ascii="Microsoft YaHei" w:eastAsia="Microsoft YaHei" w:hAnsi="Microsoft YaHei" w:hint="eastAsia"/>
+          <w:sz w:val="24"/>
+          <w:szCs w:val="24"/>
+        </w:rPr>
+        <w:t>2）</w:t>
+      </w:r>
+      <w:r>
+        <w:rPr>
+          <w:rFonts w:ascii="Microsoft YaHei" w:eastAsia="Microsoft YaHei" w:hAnsi="Microsoft YaHei" w:hint="eastAsia"/>
+          <w:sz w:val="24"/>
+          <w:szCs w:val="24"/>
+        </w:rPr>
+        <w:t>PDU Details（PDU 详细信息）的 TCP 部分列出的信息，与 OSI Model（OSI 模型） 选项卡列出的信息相比，有哪些通用信息？它与哪一层关联？</w:t>
+      </w:r>
+    </w:p>
+    <w:p>
+      <w:pPr>
+        <w:rPr>
+          <w:rFonts w:ascii="Microsoft YaHei" w:eastAsia="Microsoft YaHei" w:hAnsi="Microsoft YaHei" w:hint="eastAsia"/>
+          <w:sz w:val="24"/>
+          <w:szCs w:val="24"/>
+        </w:rPr>
+      </w:pPr>
+    </w:p>
+    <w:p>
+      <w:pPr>
+        <w:rPr>
+          <w:rFonts w:ascii="Microsoft YaHei" w:eastAsia="Microsoft YaHei" w:hAnsi="Microsoft YaHei" w:hint="eastAsia"/>
+          <w:sz w:val="24"/>
+          <w:szCs w:val="24"/>
+        </w:rPr>
+      </w:pPr>
+      <w:r>
+        <w:rPr>
+          <w:rFonts w:ascii="Microsoft YaHei" w:eastAsia="Microsoft YaHei" w:hAnsi="Microsoft YaHei" w:hint="eastAsia"/>
+          <w:sz w:val="24"/>
+          <w:szCs w:val="24"/>
+        </w:rPr>
+        <w:t>3）</w:t>
+      </w:r>
+      <w:r>
+        <w:rPr>
+          <w:rFonts w:ascii="Microsoft YaHei" w:eastAsia="Microsoft YaHei" w:hAnsi="Microsoft YaHei" w:hint="eastAsia"/>
+          <w:sz w:val="24"/>
+          <w:szCs w:val="24"/>
+        </w:rPr>
+        <w:t>PDU Details（PDU 详细信息）的 HTTP 信息与 OSI Model（OSI 模型） 选项卡下的哪一层关联？</w:t>
+      </w:r>
+    </w:p>
+    <w:p>
+      <w:pPr>
+        <w:rPr>
+          <w:rFonts w:ascii="Microsoft YaHei" w:eastAsia="Microsoft YaHei" w:hAnsi="Microsoft YaHei" w:hint="eastAsia"/>
+          <w:sz w:val="24"/>
+          <w:szCs w:val="24"/>
+        </w:rPr>
+      </w:pPr>
+    </w:p>
+    <w:p>
+      <w:pPr>
+        <w:rPr>
+          <w:rFonts w:ascii="Microsoft YaHei" w:eastAsia="Microsoft YaHei" w:hAnsi="Microsoft YaHei" w:hint="eastAsia"/>
+          <w:sz w:val="24"/>
+          <w:szCs w:val="24"/>
+        </w:rPr>
+      </w:pPr>
+      <w:r>
+        <w:rPr>
+          <w:rFonts w:ascii="Microsoft YaHei" w:eastAsia="Microsoft YaHei" w:hAnsi="Microsoft YaHei" w:hint="eastAsia"/>
+          <w:sz w:val="24"/>
+          <w:szCs w:val="24"/>
+        </w:rPr>
+        <w:t>7.</w:t>
+      </w:r>
+      <w:r>
+        <w:rPr>
+          <w:rFonts w:ascii="Microsoft YaHei" w:eastAsia="Microsoft YaHei" w:hAnsi="Microsoft YaHei" w:hint="eastAsia"/>
+          <w:sz w:val="24"/>
+          <w:szCs w:val="24"/>
+        </w:rPr>
+        <w:t>单击 Event List（事件列表） &gt; Info（信息）列下第二个彩色方框。</w:t>
       </w:r>
       <w:proofErr w:type="gramStart"/>
       <w:r>
@@ -2296,7 +3055,7 @@
           <w:sz w:val="24"/>
           <w:szCs w:val="24"/>
         </w:rPr>
-        <w:t>列用于</w:t>
+        <w:t>仅第</w:t>
       </w:r>
       <w:proofErr w:type="gramEnd"/>
       <w:r>
@@ -2305,262 +3064,7 @@
           <w:sz w:val="24"/>
           <w:szCs w:val="24"/>
         </w:rPr>
-        <w:t>检查具体事件内容。</w:t>
-      </w:r>
-    </w:p>
-    <w:p>
-      <w:pPr>
-        <w:rPr>
-          <w:rFonts w:ascii="Microsoft YaHei" w:eastAsia="Microsoft YaHei" w:hAnsi="Microsoft YaHei" w:hint="eastAsia"/>
-          <w:sz w:val="24"/>
-          <w:szCs w:val="24"/>
-        </w:rPr>
-      </w:pPr>
-      <w:r>
-        <w:rPr>
-          <w:rFonts w:ascii="Microsoft YaHei" w:eastAsia="Microsoft YaHei" w:hAnsi="Microsoft YaHei" w:hint="eastAsia"/>
-          <w:sz w:val="24"/>
-          <w:szCs w:val="24"/>
-        </w:rPr>
-        <w:t>注意：Web 服务器和 Web 客户端显示在左侧窗格中。将鼠标悬停在滚动条旁边，并在出现双箭头时左右拖动，可以调整面板大小。</w:t>
-      </w:r>
-    </w:p>
-    <w:p>
-      <w:pPr>
-        <w:rPr>
-          <w:rFonts w:ascii="Microsoft YaHei" w:eastAsia="Microsoft YaHei" w:hAnsi="Microsoft YaHei" w:hint="eastAsia"/>
-          <w:sz w:val="24"/>
-          <w:szCs w:val="24"/>
-        </w:rPr>
-      </w:pPr>
-      <w:r>
-        <w:rPr>
-          <w:rFonts w:ascii="Microsoft YaHei" w:eastAsia="Microsoft YaHei" w:hAnsi="Microsoft YaHei" w:hint="eastAsia"/>
-          <w:sz w:val="24"/>
-          <w:szCs w:val="24"/>
-        </w:rPr>
-        <w:t>1.</w:t>
-      </w:r>
-      <w:r>
-        <w:rPr>
-          <w:rFonts w:ascii="Microsoft YaHei" w:eastAsia="Microsoft YaHei" w:hAnsi="Microsoft YaHei" w:hint="eastAsia"/>
-          <w:sz w:val="24"/>
-          <w:szCs w:val="24"/>
-        </w:rPr>
-        <w:t>单击最左侧窗格中的 Web Client（Web 客户端）。</w:t>
-      </w:r>
-    </w:p>
-    <w:p>
-      <w:pPr>
-        <w:rPr>
-          <w:rFonts w:ascii="Microsoft YaHei" w:eastAsia="Microsoft YaHei" w:hAnsi="Microsoft YaHei" w:hint="eastAsia"/>
-          <w:sz w:val="24"/>
-          <w:szCs w:val="24"/>
-        </w:rPr>
-      </w:pPr>
-      <w:r>
-        <w:rPr>
-          <w:rFonts w:ascii="Microsoft YaHei" w:eastAsia="Microsoft YaHei" w:hAnsi="Microsoft YaHei" w:hint="eastAsia"/>
-          <w:sz w:val="24"/>
-          <w:szCs w:val="24"/>
-        </w:rPr>
-        <w:t>2.</w:t>
-      </w:r>
-      <w:r>
-        <w:rPr>
-          <w:rFonts w:ascii="Microsoft YaHei" w:eastAsia="Microsoft YaHei" w:hAnsi="Microsoft YaHei" w:hint="eastAsia"/>
-          <w:sz w:val="24"/>
-          <w:szCs w:val="24"/>
-        </w:rPr>
-        <w:t>单击“桌面 ”选项卡，并单击“Web 浏览器”图标将其打开。</w:t>
-      </w:r>
-    </w:p>
-    <w:p>
-      <w:pPr>
-        <w:rPr>
-          <w:rFonts w:ascii="Microsoft YaHei" w:eastAsia="Microsoft YaHei" w:hAnsi="Microsoft YaHei" w:hint="eastAsia"/>
-          <w:sz w:val="24"/>
-          <w:szCs w:val="24"/>
-        </w:rPr>
-      </w:pPr>
-      <w:r>
-        <w:rPr>
-          <w:rFonts w:ascii="Microsoft YaHei" w:eastAsia="Microsoft YaHei" w:hAnsi="Microsoft YaHei" w:hint="eastAsia"/>
-          <w:sz w:val="24"/>
-          <w:szCs w:val="24"/>
-        </w:rPr>
-        <w:t>3.</w:t>
-      </w:r>
-      <w:r>
-        <w:rPr>
-          <w:rFonts w:ascii="Microsoft YaHei" w:eastAsia="Microsoft YaHei" w:hAnsi="Microsoft YaHei" w:hint="eastAsia"/>
-          <w:sz w:val="24"/>
-          <w:szCs w:val="24"/>
-        </w:rPr>
-        <w:t>在 URL 字段中，输入</w:t>
-      </w:r>
-      <w:r>
-        <w:rPr>
-          <w:rFonts w:ascii="Microsoft YaHei" w:eastAsia="Microsoft YaHei" w:hAnsi="Microsoft YaHei" w:hint="eastAsia"/>
-          <w:sz w:val="24"/>
-          <w:szCs w:val="24"/>
-        </w:rPr>
-        <w:t xml:space="preserve"> 192.168.1.254</w:t>
-      </w:r>
-      <w:r>
-        <w:rPr>
-          <w:rFonts w:ascii="Microsoft YaHei" w:eastAsia="Microsoft YaHei" w:hAnsi="Microsoft YaHei" w:hint="eastAsia"/>
-          <w:sz w:val="24"/>
-          <w:szCs w:val="24"/>
-        </w:rPr>
-        <w:t xml:space="preserve"> 并单击 Go（转到）。</w:t>
-      </w:r>
-    </w:p>
-    <w:p>
-      <w:pPr>
-        <w:rPr>
-          <w:rFonts w:ascii="Microsoft YaHei" w:eastAsia="Microsoft YaHei" w:hAnsi="Microsoft YaHei" w:hint="eastAsia"/>
-          <w:sz w:val="24"/>
-          <w:szCs w:val="24"/>
-        </w:rPr>
-      </w:pPr>
-      <w:r>
-        <w:rPr>
-          <w:rFonts w:ascii="Microsoft YaHei" w:eastAsia="Microsoft YaHei" w:hAnsi="Microsoft YaHei" w:hint="eastAsia"/>
-          <w:sz w:val="24"/>
-          <w:szCs w:val="24"/>
-        </w:rPr>
-        <w:t>由于模拟模式中的时间是由事件驱动的，所以您必须使用 Capture/Forward（捕获/转发）按钮来显示网络事件。</w:t>
-      </w:r>
-    </w:p>
-    <w:p>
-      <w:pPr>
-        <w:rPr>
-          <w:rFonts w:ascii="Microsoft YaHei" w:eastAsia="Microsoft YaHei" w:hAnsi="Microsoft YaHei" w:hint="eastAsia"/>
-          <w:sz w:val="24"/>
-          <w:szCs w:val="24"/>
-        </w:rPr>
-      </w:pPr>
-      <w:r>
-        <w:rPr>
-          <w:rFonts w:ascii="Microsoft YaHei" w:eastAsia="Microsoft YaHei" w:hAnsi="Microsoft YaHei" w:hint="eastAsia"/>
-          <w:sz w:val="24"/>
-          <w:szCs w:val="24"/>
-        </w:rPr>
-        <w:t>4.</w:t>
-      </w:r>
-      <w:r>
-        <w:rPr>
-          <w:rFonts w:ascii="Microsoft YaHei" w:eastAsia="Microsoft YaHei" w:hAnsi="Microsoft YaHei" w:hint="eastAsia"/>
-          <w:sz w:val="24"/>
-          <w:szCs w:val="24"/>
-        </w:rPr>
-        <w:t>单击四次 Capture/Forward（捕获/转发） 。Event List（事件列表）应会显示四个事件。</w:t>
-      </w:r>
-    </w:p>
-    <w:p>
-      <w:pPr>
-        <w:rPr>
-          <w:rFonts w:ascii="Microsoft YaHei" w:eastAsia="Microsoft YaHei" w:hAnsi="Microsoft YaHei" w:hint="eastAsia"/>
-          <w:sz w:val="24"/>
-          <w:szCs w:val="24"/>
-        </w:rPr>
-      </w:pPr>
-      <w:r>
-        <w:rPr>
-          <w:rFonts w:ascii="Microsoft YaHei" w:eastAsia="Microsoft YaHei" w:hAnsi="Microsoft YaHei" w:hint="eastAsia"/>
-          <w:sz w:val="24"/>
-          <w:szCs w:val="24"/>
-        </w:rPr>
-        <w:t>查看 Web 客户端的 Web 浏览器页面。是否有变化？</w:t>
-      </w:r>
-    </w:p>
-    <w:p>
-      <w:pPr>
-        <w:rPr>
-          <w:rFonts w:ascii="Microsoft YaHei" w:eastAsia="Microsoft YaHei" w:hAnsi="Microsoft YaHei" w:hint="eastAsia"/>
-          <w:b/>
-          <w:sz w:val="24"/>
-          <w:szCs w:val="24"/>
-        </w:rPr>
-      </w:pPr>
-      <w:r>
-        <w:rPr>
-          <w:rFonts w:ascii="Microsoft YaHei" w:eastAsia="Microsoft YaHei" w:hAnsi="Microsoft YaHei" w:hint="eastAsia"/>
-          <w:b/>
-          <w:sz w:val="24"/>
-          <w:szCs w:val="24"/>
-        </w:rPr>
-        <w:t>步骤</w:t>
-      </w:r>
-      <w:r>
-        <w:rPr>
-          <w:rFonts w:ascii="Microsoft YaHei" w:eastAsia="Microsoft YaHei" w:hAnsi="Microsoft YaHei" w:hint="eastAsia"/>
-          <w:b/>
-          <w:sz w:val="24"/>
-          <w:szCs w:val="24"/>
-        </w:rPr>
-        <w:t>8</w:t>
-      </w:r>
-      <w:r>
-        <w:rPr>
-          <w:rFonts w:ascii="Microsoft YaHei" w:eastAsia="Microsoft YaHei" w:hAnsi="Microsoft YaHei" w:hint="eastAsia"/>
-          <w:b/>
-          <w:sz w:val="24"/>
-          <w:szCs w:val="24"/>
-        </w:rPr>
-        <w:t>:</w:t>
-      </w:r>
-      <w:r>
-        <w:rPr>
-          <w:rFonts w:ascii="Microsoft YaHei" w:eastAsia="Microsoft YaHei" w:hAnsi="Microsoft YaHei" w:hint="eastAsia"/>
-          <w:b/>
-          <w:sz w:val="24"/>
-          <w:szCs w:val="24"/>
-        </w:rPr>
-        <w:t>查看 HTTP 数据包的内容。</w:t>
-      </w:r>
-    </w:p>
-    <w:p>
-      <w:pPr>
-        <w:rPr>
-          <w:rFonts w:ascii="Microsoft YaHei" w:eastAsia="Microsoft YaHei" w:hAnsi="Microsoft YaHei" w:hint="eastAsia"/>
-          <w:sz w:val="24"/>
-          <w:szCs w:val="24"/>
-        </w:rPr>
-      </w:pPr>
-      <w:r>
-        <w:rPr>
-          <w:rFonts w:ascii="Microsoft YaHei" w:eastAsia="Microsoft YaHei" w:hAnsi="Microsoft YaHei" w:hint="eastAsia"/>
-          <w:sz w:val="24"/>
-          <w:szCs w:val="24"/>
-        </w:rPr>
-        <w:t>1.</w:t>
-      </w:r>
-      <w:r>
-        <w:rPr>
-          <w:rFonts w:ascii="Microsoft YaHei" w:eastAsia="Microsoft YaHei" w:hAnsi="Microsoft YaHei" w:hint="eastAsia"/>
-          <w:sz w:val="24"/>
-          <w:szCs w:val="24"/>
-        </w:rPr>
-        <w:t>单击 Event List（事件列表） &gt; Info（信息）列下第一个彩色方框。需要展开 Simulation Panel（模拟面板），或者使用 Event List（事件列表）正下方的滚动条。</w:t>
-      </w:r>
-    </w:p>
-    <w:p>
-      <w:pPr>
-        <w:rPr>
-          <w:rFonts w:ascii="Microsoft YaHei" w:eastAsia="Microsoft YaHei" w:hAnsi="Microsoft YaHei" w:hint="eastAsia"/>
-          <w:sz w:val="24"/>
-          <w:szCs w:val="24"/>
-        </w:rPr>
-      </w:pPr>
-      <w:r>
-        <w:rPr>
-          <w:rFonts w:ascii="Microsoft YaHei" w:eastAsia="Microsoft YaHei" w:hAnsi="Microsoft YaHei" w:hint="eastAsia"/>
-          <w:sz w:val="24"/>
-          <w:szCs w:val="24"/>
-        </w:rPr>
-        <w:t>将会显示 PDU Information at Device: Web Client（设备 PDU 信息：Web 客户端）窗口。在此窗口中，只有两个选项卡（OSI Model（OSI 模型）和 Outbound PDU Details（传出 PDU 详细信息）），因为这是传输的起点。随着</w:t>
+        <w:t xml:space="preserve"> 1 层</w:t>
       </w:r>
       <w:r>
         <w:rPr>
@@ -2569,434 +3073,7 @@
           <w:szCs w:val="24"/>
         </w:rPr>
         <w:lastRenderedPageBreak/>
-        <w:t>查看的事件越来越多，将显示三个选项卡，新增一个 Inbound PDU Details（传入 PDU 详细信息）选项卡。当某个事件是数据流的最后一个事件时，只显示 OSI Model（OSI 模型） 和 Inbound PDU Details（传入 PDU 详细信息）选项卡。</w:t>
-      </w:r>
-    </w:p>
-    <w:p>
-      <w:pPr>
-        <w:rPr>
-          <w:rFonts w:ascii="Microsoft YaHei" w:eastAsia="Microsoft YaHei" w:hAnsi="Microsoft YaHei" w:hint="eastAsia"/>
-          <w:sz w:val="24"/>
-          <w:szCs w:val="24"/>
-        </w:rPr>
-      </w:pPr>
-      <w:r>
-        <w:rPr>
-          <w:rFonts w:ascii="Microsoft YaHei" w:eastAsia="Microsoft YaHei" w:hAnsi="Microsoft YaHei" w:hint="eastAsia"/>
-          <w:sz w:val="24"/>
-          <w:szCs w:val="24"/>
-        </w:rPr>
-        <w:t>2.</w:t>
-      </w:r>
-      <w:r>
-        <w:rPr>
-          <w:rFonts w:ascii="Microsoft YaHei" w:eastAsia="Microsoft YaHei" w:hAnsi="Microsoft YaHei" w:hint="eastAsia"/>
-          <w:sz w:val="24"/>
-          <w:szCs w:val="24"/>
-        </w:rPr>
-        <w:t xml:space="preserve"> 选中 OSI Model（OSI 模型）选项卡。在 Out Layers（传出层）列中，</w:t>
-      </w:r>
-      <w:r>
-        <w:rPr>
-          <w:rFonts w:ascii="Microsoft YaHei" w:eastAsia="Microsoft YaHei" w:hAnsi="Microsoft YaHei" w:hint="eastAsia"/>
-          <w:sz w:val="24"/>
-          <w:szCs w:val="24"/>
-        </w:rPr>
-        <w:t>单击Layer 7，</w:t>
-      </w:r>
-      <w:r>
-        <w:rPr>
-          <w:rFonts w:ascii="Microsoft YaHei" w:eastAsia="Microsoft YaHei" w:hAnsi="Microsoft YaHei" w:hint="eastAsia"/>
-          <w:sz w:val="24"/>
-          <w:szCs w:val="24"/>
-        </w:rPr>
-        <w:t>确保 Layer 7（第 7 层）框突出显示。</w:t>
-      </w:r>
-    </w:p>
-    <w:p>
-      <w:pPr>
-        <w:rPr>
-          <w:rFonts w:ascii="Microsoft YaHei" w:eastAsia="Microsoft YaHei" w:hAnsi="Microsoft YaHei" w:hint="eastAsia"/>
-          <w:sz w:val="24"/>
-          <w:szCs w:val="24"/>
-        </w:rPr>
-      </w:pPr>
-      <w:r>
-        <w:rPr>
-          <w:rFonts w:ascii="Microsoft YaHei" w:eastAsia="Microsoft YaHei" w:hAnsi="Microsoft YaHei" w:hint="eastAsia"/>
-          <w:sz w:val="24"/>
-          <w:szCs w:val="24"/>
-        </w:rPr>
-        <w:t>Layer 7（第 7 层）标签旁边显示的文本是什么？</w:t>
-      </w:r>
-    </w:p>
-    <w:p>
-      <w:pPr>
-        <w:rPr>
-          <w:rFonts w:ascii="Microsoft YaHei" w:eastAsia="Microsoft YaHei" w:hAnsi="Microsoft YaHei" w:hint="eastAsia"/>
-          <w:sz w:val="24"/>
-          <w:szCs w:val="24"/>
-        </w:rPr>
-      </w:pPr>
-    </w:p>
-    <w:p>
-      <w:pPr>
-        <w:rPr>
-          <w:rFonts w:ascii="Microsoft YaHei" w:eastAsia="Microsoft YaHei" w:hAnsi="Microsoft YaHei" w:hint="eastAsia"/>
-          <w:sz w:val="24"/>
-          <w:szCs w:val="24"/>
-        </w:rPr>
-      </w:pPr>
-      <w:r>
-        <w:rPr>
-          <w:rFonts w:ascii="Microsoft YaHei" w:eastAsia="Microsoft YaHei" w:hAnsi="Microsoft YaHei" w:hint="eastAsia"/>
-          <w:sz w:val="24"/>
-          <w:szCs w:val="24"/>
-        </w:rPr>
-        <w:t>In Layers（传入层）和 Out Layers（传出层）框正下方的编号步骤中包含哪些信息？</w:t>
-      </w:r>
-    </w:p>
-    <w:p>
-      <w:pPr>
-        <w:rPr>
-          <w:rFonts w:ascii="Microsoft YaHei" w:eastAsia="Microsoft YaHei" w:hAnsi="Microsoft YaHei" w:hint="eastAsia"/>
-          <w:sz w:val="24"/>
-          <w:szCs w:val="24"/>
-        </w:rPr>
-      </w:pPr>
-    </w:p>
-    <w:p>
-      <w:pPr>
-        <w:rPr>
-          <w:rFonts w:ascii="Microsoft YaHei" w:eastAsia="Microsoft YaHei" w:hAnsi="Microsoft YaHei" w:hint="eastAsia"/>
-          <w:sz w:val="24"/>
-          <w:szCs w:val="24"/>
-        </w:rPr>
-      </w:pPr>
-      <w:r>
-        <w:rPr>
-          <w:rFonts w:ascii="Microsoft YaHei" w:eastAsia="Microsoft YaHei" w:hAnsi="Microsoft YaHei" w:hint="eastAsia"/>
-          <w:sz w:val="24"/>
-          <w:szCs w:val="24"/>
-        </w:rPr>
-        <w:t>3.</w:t>
-      </w:r>
-      <w:r>
-        <w:rPr>
-          <w:rFonts w:ascii="Microsoft YaHei" w:eastAsia="Microsoft YaHei" w:hAnsi="Microsoft YaHei" w:hint="eastAsia"/>
-          <w:sz w:val="24"/>
-          <w:szCs w:val="24"/>
-        </w:rPr>
-        <w:t>单击 Next Layer（下一层）。第 4 层应突出显示。</w:t>
-      </w:r>
-      <w:proofErr w:type="spellStart"/>
-      <w:r>
-        <w:rPr>
-          <w:rFonts w:ascii="Microsoft YaHei" w:eastAsia="Microsoft YaHei" w:hAnsi="Microsoft YaHei" w:hint="eastAsia"/>
-          <w:sz w:val="24"/>
-          <w:szCs w:val="24"/>
-        </w:rPr>
-        <w:t>Dst</w:t>
-      </w:r>
-      <w:proofErr w:type="spellEnd"/>
-      <w:r>
-        <w:rPr>
-          <w:rFonts w:ascii="Microsoft YaHei" w:eastAsia="Microsoft YaHei" w:hAnsi="Microsoft YaHei" w:hint="eastAsia"/>
-          <w:sz w:val="24"/>
-          <w:szCs w:val="24"/>
-        </w:rPr>
-        <w:t xml:space="preserve"> Port（目的端口）的值是什么？</w:t>
-      </w:r>
-    </w:p>
-    <w:p>
-      <w:pPr>
-        <w:rPr>
-          <w:rFonts w:ascii="Microsoft YaHei" w:eastAsia="Microsoft YaHei" w:hAnsi="Microsoft YaHei" w:hint="eastAsia"/>
-          <w:sz w:val="24"/>
-          <w:szCs w:val="24"/>
-        </w:rPr>
-      </w:pPr>
-    </w:p>
-    <w:p>
-      <w:pPr>
-        <w:rPr>
-          <w:rFonts w:ascii="Microsoft YaHei" w:eastAsia="Microsoft YaHei" w:hAnsi="Microsoft YaHei" w:hint="eastAsia"/>
-          <w:sz w:val="24"/>
-          <w:szCs w:val="24"/>
-        </w:rPr>
-      </w:pPr>
-      <w:r>
-        <w:rPr>
-          <w:rFonts w:ascii="Microsoft YaHei" w:eastAsia="Microsoft YaHei" w:hAnsi="Microsoft YaHei" w:hint="eastAsia"/>
-          <w:sz w:val="24"/>
-          <w:szCs w:val="24"/>
-        </w:rPr>
-        <w:t>4.</w:t>
-      </w:r>
-      <w:r>
-        <w:rPr>
-          <w:rFonts w:ascii="Microsoft YaHei" w:eastAsia="Microsoft YaHei" w:hAnsi="Microsoft YaHei" w:hint="eastAsia"/>
-          <w:sz w:val="24"/>
-          <w:szCs w:val="24"/>
-        </w:rPr>
-        <w:t>单击 Next Layer（下一层）。第 3 层应突出显示。</w:t>
-      </w:r>
-      <w:proofErr w:type="spellStart"/>
-      <w:r>
-        <w:rPr>
-          <w:rFonts w:ascii="Microsoft YaHei" w:eastAsia="Microsoft YaHei" w:hAnsi="Microsoft YaHei" w:hint="eastAsia"/>
-          <w:sz w:val="24"/>
-          <w:szCs w:val="24"/>
-        </w:rPr>
-        <w:t>Dest.IP</w:t>
-      </w:r>
-      <w:proofErr w:type="spellEnd"/>
-      <w:r>
-        <w:rPr>
-          <w:rFonts w:ascii="Microsoft YaHei" w:eastAsia="Microsoft YaHei" w:hAnsi="Microsoft YaHei" w:hint="eastAsia"/>
-          <w:sz w:val="24"/>
-          <w:szCs w:val="24"/>
-        </w:rPr>
-        <w:t xml:space="preserve">（目的 IP）的值是什么？ </w:t>
-      </w:r>
-    </w:p>
-    <w:p>
-      <w:pPr>
-        <w:rPr>
-          <w:rFonts w:ascii="Microsoft YaHei" w:eastAsia="Microsoft YaHei" w:hAnsi="Microsoft YaHei" w:hint="eastAsia"/>
-          <w:sz w:val="24"/>
-          <w:szCs w:val="24"/>
-        </w:rPr>
-      </w:pPr>
-    </w:p>
-    <w:p>
-      <w:pPr>
-        <w:rPr>
-          <w:rFonts w:ascii="Microsoft YaHei" w:eastAsia="Microsoft YaHei" w:hAnsi="Microsoft YaHei" w:hint="eastAsia"/>
-          <w:sz w:val="24"/>
-          <w:szCs w:val="24"/>
-        </w:rPr>
-      </w:pPr>
-      <w:r>
-        <w:rPr>
-          <w:rFonts w:ascii="Microsoft YaHei" w:eastAsia="Microsoft YaHei" w:hAnsi="Microsoft YaHei" w:hint="eastAsia"/>
-          <w:sz w:val="24"/>
-          <w:szCs w:val="24"/>
-        </w:rPr>
-        <w:t>5.</w:t>
-      </w:r>
-      <w:r>
-        <w:rPr>
-          <w:rFonts w:ascii="Microsoft YaHei" w:eastAsia="Microsoft YaHei" w:hAnsi="Microsoft YaHei" w:hint="eastAsia"/>
-          <w:sz w:val="24"/>
-          <w:szCs w:val="24"/>
-        </w:rPr>
-        <w:t>单击 Next Layer（下一层）。该层显示了哪些信息？</w:t>
-      </w:r>
-    </w:p>
-    <w:p>
-      <w:pPr>
-        <w:rPr>
-          <w:rFonts w:ascii="Microsoft YaHei" w:eastAsia="Microsoft YaHei" w:hAnsi="Microsoft YaHei" w:hint="eastAsia"/>
-          <w:sz w:val="24"/>
-          <w:szCs w:val="24"/>
-        </w:rPr>
-      </w:pPr>
-    </w:p>
-    <w:p>
-      <w:pPr>
-        <w:rPr>
-          <w:rFonts w:ascii="Microsoft YaHei" w:eastAsia="Microsoft YaHei" w:hAnsi="Microsoft YaHei" w:hint="eastAsia"/>
-          <w:sz w:val="24"/>
-          <w:szCs w:val="24"/>
-        </w:rPr>
-      </w:pPr>
-      <w:r>
-        <w:rPr>
-          <w:rFonts w:ascii="Microsoft YaHei" w:eastAsia="Microsoft YaHei" w:hAnsi="Microsoft YaHei" w:hint="eastAsia"/>
-          <w:sz w:val="24"/>
-          <w:szCs w:val="24"/>
-        </w:rPr>
-        <w:t>6.</w:t>
-      </w:r>
-      <w:r>
-        <w:rPr>
-          <w:rFonts w:ascii="Microsoft YaHei" w:eastAsia="Microsoft YaHei" w:hAnsi="Microsoft YaHei" w:hint="eastAsia"/>
-          <w:sz w:val="24"/>
-          <w:szCs w:val="24"/>
-        </w:rPr>
-        <w:t xml:space="preserve">单击 Outbound PDU Details（传出 PDU </w:t>
-      </w:r>
-      <w:r>
-        <w:rPr>
-          <w:rFonts w:ascii="Microsoft YaHei" w:eastAsia="Microsoft YaHei" w:hAnsi="Microsoft YaHei" w:hint="eastAsia"/>
-          <w:sz w:val="24"/>
-          <w:szCs w:val="24"/>
-        </w:rPr>
-        <w:t>详细信息）选项卡，</w:t>
-      </w:r>
-      <w:r>
-        <w:rPr>
-          <w:rFonts w:ascii="Microsoft YaHei" w:eastAsia="Microsoft YaHei" w:hAnsi="Microsoft YaHei" w:hint="eastAsia"/>
-          <w:sz w:val="24"/>
-          <w:szCs w:val="24"/>
-        </w:rPr>
-        <w:t>PDU Details（PDU 详细信息）下列出的信息反映了 TCP/IP 模型中的各层。</w:t>
-      </w:r>
-    </w:p>
-    <w:p>
-      <w:pPr>
-        <w:rPr>
-          <w:rFonts w:ascii="Microsoft YaHei" w:eastAsia="Microsoft YaHei" w:hAnsi="Microsoft YaHei" w:hint="eastAsia"/>
-          <w:sz w:val="24"/>
-          <w:szCs w:val="24"/>
-        </w:rPr>
-      </w:pPr>
-    </w:p>
-    <w:p>
-      <w:pPr>
-        <w:rPr>
-          <w:rFonts w:ascii="Microsoft YaHei" w:eastAsia="Microsoft YaHei" w:hAnsi="Microsoft YaHei" w:hint="eastAsia"/>
-          <w:sz w:val="24"/>
-          <w:szCs w:val="24"/>
-        </w:rPr>
-      </w:pPr>
-      <w:r>
-        <w:rPr>
-          <w:rFonts w:ascii="Microsoft YaHei" w:eastAsia="Microsoft YaHei" w:hAnsi="Microsoft YaHei" w:hint="eastAsia"/>
-          <w:sz w:val="24"/>
-          <w:szCs w:val="24"/>
-        </w:rPr>
-        <w:lastRenderedPageBreak/>
-        <w:t>1）</w:t>
-      </w:r>
-      <w:r>
-        <w:rPr>
-          <w:rFonts w:ascii="Microsoft YaHei" w:eastAsia="Microsoft YaHei" w:hAnsi="Microsoft YaHei" w:hint="eastAsia"/>
-          <w:sz w:val="24"/>
-          <w:szCs w:val="24"/>
-        </w:rPr>
-        <w:t>PDU Details（PDU 详细信息） 的 IP 部分列出的信息，与 OSI Model（OSI 模型） 选项卡列出的信息相比，有哪些通用信息？它与哪一层关联？</w:t>
-      </w:r>
-    </w:p>
-    <w:p>
-      <w:pPr>
-        <w:rPr>
-          <w:rFonts w:ascii="Microsoft YaHei" w:eastAsia="Microsoft YaHei" w:hAnsi="Microsoft YaHei" w:hint="eastAsia"/>
-          <w:sz w:val="24"/>
-          <w:szCs w:val="24"/>
-        </w:rPr>
-      </w:pPr>
-    </w:p>
-    <w:p>
-      <w:pPr>
-        <w:rPr>
-          <w:rFonts w:ascii="Microsoft YaHei" w:eastAsia="Microsoft YaHei" w:hAnsi="Microsoft YaHei" w:hint="eastAsia"/>
-          <w:sz w:val="24"/>
-          <w:szCs w:val="24"/>
-        </w:rPr>
-      </w:pPr>
-      <w:r>
-        <w:rPr>
-          <w:rFonts w:ascii="Microsoft YaHei" w:eastAsia="Microsoft YaHei" w:hAnsi="Microsoft YaHei" w:hint="eastAsia"/>
-          <w:sz w:val="24"/>
-          <w:szCs w:val="24"/>
-        </w:rPr>
-        <w:t>2）</w:t>
-      </w:r>
-      <w:r>
-        <w:rPr>
-          <w:rFonts w:ascii="Microsoft YaHei" w:eastAsia="Microsoft YaHei" w:hAnsi="Microsoft YaHei" w:hint="eastAsia"/>
-          <w:sz w:val="24"/>
-          <w:szCs w:val="24"/>
-        </w:rPr>
-        <w:t>PDU Details（PDU 详细信息）的 TCP 部分列出的信息，与 OSI Model（OSI 模型） 选项卡列出的信息相比，有哪些通用信息？它与哪一层关联？</w:t>
-      </w:r>
-    </w:p>
-    <w:p>
-      <w:pPr>
-        <w:rPr>
-          <w:rFonts w:ascii="Microsoft YaHei" w:eastAsia="Microsoft YaHei" w:hAnsi="Microsoft YaHei" w:hint="eastAsia"/>
-          <w:sz w:val="24"/>
-          <w:szCs w:val="24"/>
-        </w:rPr>
-      </w:pPr>
-    </w:p>
-    <w:p>
-      <w:pPr>
-        <w:rPr>
-          <w:rFonts w:ascii="Microsoft YaHei" w:eastAsia="Microsoft YaHei" w:hAnsi="Microsoft YaHei" w:hint="eastAsia"/>
-          <w:sz w:val="24"/>
-          <w:szCs w:val="24"/>
-        </w:rPr>
-      </w:pPr>
-      <w:r>
-        <w:rPr>
-          <w:rFonts w:ascii="Microsoft YaHei" w:eastAsia="Microsoft YaHei" w:hAnsi="Microsoft YaHei" w:hint="eastAsia"/>
-          <w:sz w:val="24"/>
-          <w:szCs w:val="24"/>
-        </w:rPr>
-        <w:t>3）</w:t>
-      </w:r>
-      <w:r>
-        <w:rPr>
-          <w:rFonts w:ascii="Microsoft YaHei" w:eastAsia="Microsoft YaHei" w:hAnsi="Microsoft YaHei" w:hint="eastAsia"/>
-          <w:sz w:val="24"/>
-          <w:szCs w:val="24"/>
-        </w:rPr>
-        <w:t>PDU Details（PDU 详细信息）的 HTTP 信息与 OSI Model（OSI 模型） 选项卡下的哪一层关联？</w:t>
-      </w:r>
-    </w:p>
-    <w:p>
-      <w:pPr>
-        <w:rPr>
-          <w:rFonts w:ascii="Microsoft YaHei" w:eastAsia="Microsoft YaHei" w:hAnsi="Microsoft YaHei" w:hint="eastAsia"/>
-          <w:sz w:val="24"/>
-          <w:szCs w:val="24"/>
-        </w:rPr>
-      </w:pPr>
-    </w:p>
-    <w:p>
-      <w:pPr>
-        <w:rPr>
-          <w:rFonts w:ascii="Microsoft YaHei" w:eastAsia="Microsoft YaHei" w:hAnsi="Microsoft YaHei" w:hint="eastAsia"/>
-          <w:sz w:val="24"/>
-          <w:szCs w:val="24"/>
-        </w:rPr>
-      </w:pPr>
-      <w:r>
-        <w:rPr>
-          <w:rFonts w:ascii="Microsoft YaHei" w:eastAsia="Microsoft YaHei" w:hAnsi="Microsoft YaHei" w:hint="eastAsia"/>
-          <w:sz w:val="24"/>
-          <w:szCs w:val="24"/>
-        </w:rPr>
-        <w:t>7.</w:t>
-      </w:r>
-      <w:r>
-        <w:rPr>
-          <w:rFonts w:ascii="Microsoft YaHei" w:eastAsia="Microsoft YaHei" w:hAnsi="Microsoft YaHei" w:hint="eastAsia"/>
-          <w:sz w:val="24"/>
-          <w:szCs w:val="24"/>
-        </w:rPr>
-        <w:t>单击 Event List（事件列表） &gt; Info（信息）列下第二个彩色方框。</w:t>
-      </w:r>
-      <w:proofErr w:type="gramStart"/>
-      <w:r>
-        <w:rPr>
-          <w:rFonts w:ascii="Microsoft YaHei" w:eastAsia="Microsoft YaHei" w:hAnsi="Microsoft YaHei" w:hint="eastAsia"/>
-          <w:sz w:val="24"/>
-          <w:szCs w:val="24"/>
-        </w:rPr>
-        <w:t>仅第</w:t>
-      </w:r>
-      <w:proofErr w:type="gramEnd"/>
-      <w:r>
-        <w:rPr>
-          <w:rFonts w:ascii="Microsoft YaHei" w:eastAsia="Microsoft YaHei" w:hAnsi="Microsoft YaHei" w:hint="eastAsia"/>
-          <w:sz w:val="24"/>
-          <w:szCs w:val="24"/>
-        </w:rPr>
-        <w:t xml:space="preserve"> 1 层是活动的（未呈灰色显示）。设备</w:t>
+        <w:t>是活动的（未呈灰色显示）。设备</w:t>
       </w:r>
       <w:proofErr w:type="gramStart"/>
       <w:r>
@@ -3898,6 +3975,7 @@
   <w:style w:type="character" w:default="1" w:styleId="a0">
     <w:name w:val="Default Paragraph Font"/>
     <w:uiPriority w:val="1"/>
+    <w:semiHidden/>
     <w:unhideWhenUsed/>
   </w:style>
   <w:style w:type="table" w:default="1" w:styleId="a1">

--- a/report/ComNet/探究实验2-探究网络体系结构和协议分层.docx
+++ b/report/ComNet/探究实验2-探究网络体系结构和协议分层.docx
@@ -1276,7 +1276,7 @@
           <w:szCs w:val="24"/>
         </w:rPr>
         <w:drawing>
-          <wp:inline distT="0" distB="0" distL="0" distR="0" wp14:anchorId="749C1782" wp14:editId="1B09C94C">
+          <wp:inline distT="0" distB="0" distL="0" distR="0" wp14:anchorId="749C1782" wp14:editId="20B65F11">
             <wp:extent cx="5274310" cy="2153920"/>
             <wp:effectExtent l="0" t="0" r="2540" b="0"/>
             <wp:docPr id="681921982" name="图片 1"/>
@@ -1942,6 +1942,7 @@
       <w:r>
         <w:rPr>
           <w:rFonts w:ascii="Microsoft YaHei" w:eastAsia="Microsoft YaHei" w:hAnsi="Microsoft YaHei"/>
+          <w:noProof/>
           <w:sz w:val="24"/>
           <w:szCs w:val="24"/>
         </w:rPr>
@@ -2011,6 +2012,7 @@
       <w:r>
         <w:rPr>
           <w:rFonts w:ascii="Microsoft YaHei" w:eastAsia="Microsoft YaHei" w:hAnsi="Microsoft YaHei"/>
+          <w:noProof/>
           <w:sz w:val="24"/>
           <w:szCs w:val="24"/>
         </w:rPr>
@@ -2539,7 +2541,7 @@
     <w:p>
       <w:pPr>
         <w:rPr>
-          <w:rFonts w:ascii="Microsoft YaHei" w:eastAsia="Microsoft YaHei" w:hAnsi="Microsoft YaHei" w:hint="eastAsia"/>
+          <w:rFonts w:ascii="Microsoft YaHei" w:eastAsia="Microsoft YaHei" w:hAnsi="Microsoft YaHei"/>
           <w:sz w:val="24"/>
           <w:szCs w:val="24"/>
         </w:rPr>
@@ -2557,6 +2559,57 @@
       <w:pPr>
         <w:rPr>
           <w:rFonts w:ascii="Microsoft YaHei" w:eastAsia="Microsoft YaHei" w:hAnsi="Microsoft YaHei" w:hint="eastAsia"/>
+          <w:sz w:val="24"/>
+          <w:szCs w:val="24"/>
+        </w:rPr>
+      </w:pPr>
+      <w:r>
+        <w:rPr>
+          <w:rFonts w:ascii="Microsoft YaHei" w:eastAsia="Microsoft YaHei" w:hAnsi="Microsoft YaHei"/>
+          <w:sz w:val="24"/>
+          <w:szCs w:val="24"/>
+        </w:rPr>
+        <w:drawing>
+          <wp:inline distT="0" distB="0" distL="0" distR="0" wp14:anchorId="4D177836" wp14:editId="19DBCF8F">
+            <wp:extent cx="5274310" cy="3539490"/>
+            <wp:effectExtent l="0" t="0" r="2540" b="3810"/>
+            <wp:docPr id="961333124" name="图片 1"/>
+            <wp:cNvGraphicFramePr>
+              <a:graphicFrameLocks xmlns:a="http://schemas.openxmlformats.org/drawingml/2006/main" noChangeAspect="1"/>
+            </wp:cNvGraphicFramePr>
+            <a:graphic xmlns:a="http://schemas.openxmlformats.org/drawingml/2006/main">
+              <a:graphicData uri="http://schemas.openxmlformats.org/drawingml/2006/picture">
+                <pic:pic xmlns:pic="http://schemas.openxmlformats.org/drawingml/2006/picture">
+                  <pic:nvPicPr>
+                    <pic:cNvPr id="961333124" name=""/>
+                    <pic:cNvPicPr/>
+                  </pic:nvPicPr>
+                  <pic:blipFill>
+                    <a:blip r:embed="rId14"/>
+                    <a:stretch>
+                      <a:fillRect/>
+                    </a:stretch>
+                  </pic:blipFill>
+                  <pic:spPr>
+                    <a:xfrm>
+                      <a:off x="0" y="0"/>
+                      <a:ext cx="5274310" cy="3539490"/>
+                    </a:xfrm>
+                    <a:prstGeom prst="rect">
+                      <a:avLst/>
+                    </a:prstGeom>
+                  </pic:spPr>
+                </pic:pic>
+              </a:graphicData>
+            </a:graphic>
+          </wp:inline>
+        </w:drawing>
+      </w:r>
+    </w:p>
+    <w:p>
+      <w:pPr>
+        <w:rPr>
+          <w:rFonts w:ascii="Microsoft YaHei" w:eastAsia="Microsoft YaHei" w:hAnsi="Microsoft YaHei" w:hint="eastAsia"/>
           <w:b/>
           <w:sz w:val="24"/>
           <w:szCs w:val="24"/>
@@ -2638,7 +2691,16 @@
           <w:sz w:val="24"/>
           <w:szCs w:val="24"/>
         </w:rPr>
-        <w:t>将会显示 PDU Information at Device: Web Client（设备 PDU 信息：Web 客户端）窗口。在此窗口中，只有两个选项卡（OSI Model（OSI 模型）和 Outbound PDU Details（传出 PDU 详细信息）），因为这是传输的起点。随着查看的事件越来越多，将显示三个选项卡，新增一个 Inbound PDU Details（传入 PDU 详细信息）选项卡。当某个事件是数据流的最后一个事件时，只显示 OSI Model（OSI 模型） 和 Inbound PDU Details（传入 PDU 详细信息）选项卡。</w:t>
+        <w:t>将会显示 PDU Information at Device: Web Client（设备 PDU 信息：Web 客户端）窗口。在此窗口中，只有两个选项卡（OSI Model（OSI 模型）和 Outbound PDU Details（传出 PDU 详细信息）），因为这是传输的起点。随着查看的事件越来越多，将显示三个选项卡，新增一个 Inbound PDU Details（传</w:t>
+      </w:r>
+      <w:r>
+        <w:rPr>
+          <w:rFonts w:ascii="Microsoft YaHei" w:eastAsia="Microsoft YaHei" w:hAnsi="Microsoft YaHei" w:hint="eastAsia"/>
+          <w:sz w:val="24"/>
+          <w:szCs w:val="24"/>
+        </w:rPr>
+        <w:lastRenderedPageBreak/>
+        <w:t>入 PDU 详细信息）选项卡。当某个事件是数据流的最后一个事件时，只显示 OSI Model（OSI 模型） 和 Inbound PDU Details（传入 PDU 详细信息）选项卡。</w:t>
       </w:r>
     </w:p>
     <w:p>
@@ -2703,10 +2765,20 @@
       <w:pPr>
         <w:rPr>
           <w:rFonts w:ascii="Microsoft YaHei" w:eastAsia="Microsoft YaHei" w:hAnsi="Microsoft YaHei" w:hint="eastAsia"/>
-          <w:sz w:val="24"/>
-          <w:szCs w:val="24"/>
-        </w:rPr>
-      </w:pPr>
+          <w:color w:val="FF0000"/>
+          <w:sz w:val="24"/>
+          <w:szCs w:val="24"/>
+        </w:rPr>
+      </w:pPr>
+      <w:r>
+        <w:rPr>
+          <w:rFonts w:ascii="Microsoft YaHei" w:eastAsia="Microsoft YaHei" w:hAnsi="Microsoft YaHei" w:hint="eastAsia"/>
+          <w:color w:val="FF0000"/>
+          <w:sz w:val="24"/>
+          <w:szCs w:val="24"/>
+        </w:rPr>
+        <w:t>HTTP</w:t>
+      </w:r>
     </w:p>
     <w:p>
       <w:pPr>
@@ -2733,6 +2805,49 @@
           <w:szCs w:val="24"/>
         </w:rPr>
       </w:pPr>
+      <w:r>
+        <w:rPr>
+          <w:rFonts w:ascii="Microsoft YaHei" w:eastAsia="Microsoft YaHei" w:hAnsi="Microsoft YaHei"/>
+          <w:sz w:val="24"/>
+          <w:szCs w:val="24"/>
+        </w:rPr>
+        <w:lastRenderedPageBreak/>
+        <w:drawing>
+          <wp:inline distT="0" distB="0" distL="0" distR="0" wp14:anchorId="238EFE4A" wp14:editId="2FB239BD">
+            <wp:extent cx="5274310" cy="5361305"/>
+            <wp:effectExtent l="0" t="0" r="2540" b="0"/>
+            <wp:docPr id="1489505300" name="图片 1"/>
+            <wp:cNvGraphicFramePr>
+              <a:graphicFrameLocks xmlns:a="http://schemas.openxmlformats.org/drawingml/2006/main" noChangeAspect="1"/>
+            </wp:cNvGraphicFramePr>
+            <a:graphic xmlns:a="http://schemas.openxmlformats.org/drawingml/2006/main">
+              <a:graphicData uri="http://schemas.openxmlformats.org/drawingml/2006/picture">
+                <pic:pic xmlns:pic="http://schemas.openxmlformats.org/drawingml/2006/picture">
+                  <pic:nvPicPr>
+                    <pic:cNvPr id="1489505300" name=""/>
+                    <pic:cNvPicPr/>
+                  </pic:nvPicPr>
+                  <pic:blipFill>
+                    <a:blip r:embed="rId15"/>
+                    <a:stretch>
+                      <a:fillRect/>
+                    </a:stretch>
+                  </pic:blipFill>
+                  <pic:spPr>
+                    <a:xfrm>
+                      <a:off x="0" y="0"/>
+                      <a:ext cx="5274310" cy="5361305"/>
+                    </a:xfrm>
+                    <a:prstGeom prst="rect">
+                      <a:avLst/>
+                    </a:prstGeom>
+                  </pic:spPr>
+                </pic:pic>
+              </a:graphicData>
+            </a:graphic>
+          </wp:inline>
+        </w:drawing>
+      </w:r>
     </w:p>
     <w:p>
       <w:pPr>
@@ -2785,6 +2900,15 @@
           <w:szCs w:val="24"/>
         </w:rPr>
       </w:pPr>
+      <w:r>
+        <w:rPr>
+          <w:rFonts w:ascii="Microsoft YaHei" w:eastAsia="Microsoft YaHei" w:hAnsi="Microsoft YaHei" w:hint="eastAsia"/>
+          <w:color w:val="FF0000"/>
+          <w:sz w:val="24"/>
+          <w:szCs w:val="24"/>
+        </w:rPr>
+        <w:t>80</w:t>
+      </w:r>
     </w:p>
     <w:p>
       <w:pPr>
@@ -2837,6 +2961,48 @@
           <w:szCs w:val="24"/>
         </w:rPr>
       </w:pPr>
+      <w:r>
+        <w:rPr>
+          <w:rFonts w:ascii="Microsoft YaHei" w:eastAsia="Microsoft YaHei" w:hAnsi="Microsoft YaHei"/>
+          <w:sz w:val="24"/>
+          <w:szCs w:val="24"/>
+        </w:rPr>
+        <w:drawing>
+          <wp:inline distT="0" distB="0" distL="0" distR="0" wp14:anchorId="6AA55868" wp14:editId="643D87D6">
+            <wp:extent cx="2876951" cy="609685"/>
+            <wp:effectExtent l="0" t="0" r="0" b="0"/>
+            <wp:docPr id="1635065941" name="图片 1"/>
+            <wp:cNvGraphicFramePr>
+              <a:graphicFrameLocks xmlns:a="http://schemas.openxmlformats.org/drawingml/2006/main" noChangeAspect="1"/>
+            </wp:cNvGraphicFramePr>
+            <a:graphic xmlns:a="http://schemas.openxmlformats.org/drawingml/2006/main">
+              <a:graphicData uri="http://schemas.openxmlformats.org/drawingml/2006/picture">
+                <pic:pic xmlns:pic="http://schemas.openxmlformats.org/drawingml/2006/picture">
+                  <pic:nvPicPr>
+                    <pic:cNvPr id="1635065941" name=""/>
+                    <pic:cNvPicPr/>
+                  </pic:nvPicPr>
+                  <pic:blipFill>
+                    <a:blip r:embed="rId16"/>
+                    <a:stretch>
+                      <a:fillRect/>
+                    </a:stretch>
+                  </pic:blipFill>
+                  <pic:spPr>
+                    <a:xfrm>
+                      <a:off x="0" y="0"/>
+                      <a:ext cx="2876951" cy="609685"/>
+                    </a:xfrm>
+                    <a:prstGeom prst="rect">
+                      <a:avLst/>
+                    </a:prstGeom>
+                  </pic:spPr>
+                </pic:pic>
+              </a:graphicData>
+            </a:graphic>
+          </wp:inline>
+        </w:drawing>
+      </w:r>
     </w:p>
     <w:p>
       <w:pPr>
@@ -2871,6 +3037,49 @@
           <w:szCs w:val="24"/>
         </w:rPr>
       </w:pPr>
+      <w:r>
+        <w:rPr>
+          <w:rFonts w:ascii="Microsoft YaHei" w:eastAsia="Microsoft YaHei" w:hAnsi="Microsoft YaHei"/>
+          <w:sz w:val="24"/>
+          <w:szCs w:val="24"/>
+        </w:rPr>
+        <w:lastRenderedPageBreak/>
+        <w:drawing>
+          <wp:inline distT="0" distB="0" distL="0" distR="0" wp14:anchorId="4AD638B1" wp14:editId="3D5ADF86">
+            <wp:extent cx="5274310" cy="1307465"/>
+            <wp:effectExtent l="0" t="0" r="2540" b="6985"/>
+            <wp:docPr id="372704226" name="图片 1"/>
+            <wp:cNvGraphicFramePr>
+              <a:graphicFrameLocks xmlns:a="http://schemas.openxmlformats.org/drawingml/2006/main" noChangeAspect="1"/>
+            </wp:cNvGraphicFramePr>
+            <a:graphic xmlns:a="http://schemas.openxmlformats.org/drawingml/2006/main">
+              <a:graphicData uri="http://schemas.openxmlformats.org/drawingml/2006/picture">
+                <pic:pic xmlns:pic="http://schemas.openxmlformats.org/drawingml/2006/picture">
+                  <pic:nvPicPr>
+                    <pic:cNvPr id="372704226" name=""/>
+                    <pic:cNvPicPr/>
+                  </pic:nvPicPr>
+                  <pic:blipFill>
+                    <a:blip r:embed="rId17"/>
+                    <a:stretch>
+                      <a:fillRect/>
+                    </a:stretch>
+                  </pic:blipFill>
+                  <pic:spPr>
+                    <a:xfrm>
+                      <a:off x="0" y="0"/>
+                      <a:ext cx="5274310" cy="1307465"/>
+                    </a:xfrm>
+                    <a:prstGeom prst="rect">
+                      <a:avLst/>
+                    </a:prstGeom>
+                  </pic:spPr>
+                </pic:pic>
+              </a:graphicData>
+            </a:graphic>
+          </wp:inline>
+        </w:drawing>
+      </w:r>
     </w:p>
     <w:p>
       <w:pPr>
@@ -2921,15 +3130,6 @@
           <w:szCs w:val="24"/>
         </w:rPr>
       </w:pPr>
-    </w:p>
-    <w:p>
-      <w:pPr>
-        <w:rPr>
-          <w:rFonts w:ascii="Microsoft YaHei" w:eastAsia="Microsoft YaHei" w:hAnsi="Microsoft YaHei" w:hint="eastAsia"/>
-          <w:sz w:val="24"/>
-          <w:szCs w:val="24"/>
-        </w:rPr>
-      </w:pPr>
       <w:r>
         <w:rPr>
           <w:rFonts w:ascii="Microsoft YaHei" w:eastAsia="Microsoft YaHei" w:hAnsi="Microsoft YaHei" w:hint="eastAsia"/>
@@ -2951,10 +3151,115 @@
       <w:pPr>
         <w:rPr>
           <w:rFonts w:ascii="Microsoft YaHei" w:eastAsia="Microsoft YaHei" w:hAnsi="Microsoft YaHei" w:hint="eastAsia"/>
-          <w:sz w:val="24"/>
-          <w:szCs w:val="24"/>
-        </w:rPr>
-      </w:pPr>
+          <w:color w:val="FF0000"/>
+          <w:sz w:val="24"/>
+          <w:szCs w:val="24"/>
+        </w:rPr>
+      </w:pPr>
+      <w:r>
+        <w:rPr>
+          <w:rFonts w:ascii="Microsoft YaHei" w:eastAsia="Microsoft YaHei" w:hAnsi="Microsoft YaHei"/>
+          <w:color w:val="FF0000"/>
+          <w:sz w:val="24"/>
+          <w:szCs w:val="24"/>
+        </w:rPr>
+        <w:t>都列出了相同的</w:t>
+      </w:r>
+      <w:r>
+        <w:rPr>
+          <w:rFonts w:ascii="Microsoft YaHei" w:eastAsia="Microsoft YaHei" w:hAnsi="Microsoft YaHei"/>
+          <w:b/>
+          <w:bCs/>
+          <w:color w:val="FF0000"/>
+          <w:sz w:val="24"/>
+          <w:szCs w:val="24"/>
+        </w:rPr>
+        <w:t>源 IP 地址</w:t>
+      </w:r>
+      <w:r>
+        <w:rPr>
+          <w:rFonts w:ascii="Microsoft YaHei" w:eastAsia="Microsoft YaHei" w:hAnsi="Microsoft YaHei"/>
+          <w:color w:val="FF0000"/>
+          <w:sz w:val="24"/>
+          <w:szCs w:val="24"/>
+        </w:rPr>
+        <w:t>（SRC IP: 192.168.1.</w:t>
+      </w:r>
+      <w:r>
+        <w:rPr>
+          <w:rFonts w:ascii="Microsoft YaHei" w:eastAsia="Microsoft YaHei" w:hAnsi="Microsoft YaHei" w:hint="eastAsia"/>
+          <w:color w:val="FF0000"/>
+          <w:sz w:val="24"/>
+          <w:szCs w:val="24"/>
+        </w:rPr>
+        <w:t>254</w:t>
+      </w:r>
+      <w:r>
+        <w:rPr>
+          <w:rFonts w:ascii="Microsoft YaHei" w:eastAsia="Microsoft YaHei" w:hAnsi="Microsoft YaHei"/>
+          <w:color w:val="FF0000"/>
+          <w:sz w:val="24"/>
+          <w:szCs w:val="24"/>
+        </w:rPr>
+        <w:t>）和</w:t>
+      </w:r>
+      <w:r>
+        <w:rPr>
+          <w:rFonts w:ascii="Microsoft YaHei" w:eastAsia="Microsoft YaHei" w:hAnsi="Microsoft YaHei"/>
+          <w:b/>
+          <w:bCs/>
+          <w:color w:val="FF0000"/>
+          <w:sz w:val="24"/>
+          <w:szCs w:val="24"/>
+        </w:rPr>
+        <w:t>目的 IP 地址</w:t>
+      </w:r>
+      <w:r>
+        <w:rPr>
+          <w:rFonts w:ascii="Microsoft YaHei" w:eastAsia="Microsoft YaHei" w:hAnsi="Microsoft YaHei"/>
+          <w:color w:val="FF0000"/>
+          <w:sz w:val="24"/>
+          <w:szCs w:val="24"/>
+        </w:rPr>
+        <w:t>（DST IP: 192.168.1.</w:t>
+      </w:r>
+      <w:r>
+        <w:rPr>
+          <w:rFonts w:ascii="Microsoft YaHei" w:eastAsia="Microsoft YaHei" w:hAnsi="Microsoft YaHei" w:hint="eastAsia"/>
+          <w:color w:val="FF0000"/>
+          <w:sz w:val="24"/>
+          <w:szCs w:val="24"/>
+        </w:rPr>
+        <w:t>2</w:t>
+      </w:r>
+      <w:r>
+        <w:rPr>
+          <w:rFonts w:ascii="Microsoft YaHei" w:eastAsia="Microsoft YaHei" w:hAnsi="Microsoft YaHei"/>
+          <w:color w:val="FF0000"/>
+          <w:sz w:val="24"/>
+          <w:szCs w:val="24"/>
+        </w:rPr>
+        <w:t>）</w:t>
+      </w:r>
+    </w:p>
+    <w:p>
+      <w:pPr>
+        <w:rPr>
+          <w:rFonts w:ascii="Microsoft YaHei" w:eastAsia="Microsoft YaHei" w:hAnsi="Microsoft YaHei" w:hint="eastAsia"/>
+          <w:color w:val="FF0000"/>
+          <w:sz w:val="24"/>
+          <w:szCs w:val="24"/>
+        </w:rPr>
+      </w:pPr>
+      <w:r>
+        <w:rPr>
+          <w:rFonts w:ascii="Microsoft YaHei" w:eastAsia="Microsoft YaHei" w:hAnsi="Microsoft YaHei" w:hint="eastAsia"/>
+          <w:color w:val="FF0000"/>
+          <w:sz w:val="24"/>
+          <w:szCs w:val="24"/>
+        </w:rPr>
+        <w:t>与第三层关联</w:t>
+      </w:r>
     </w:p>
     <w:p>
       <w:pPr>
@@ -2985,10 +3290,115 @@
       <w:pPr>
         <w:rPr>
           <w:rFonts w:ascii="Microsoft YaHei" w:eastAsia="Microsoft YaHei" w:hAnsi="Microsoft YaHei" w:hint="eastAsia"/>
-          <w:sz w:val="24"/>
-          <w:szCs w:val="24"/>
-        </w:rPr>
-      </w:pPr>
+          <w:color w:val="FF0000"/>
+          <w:sz w:val="24"/>
+          <w:szCs w:val="24"/>
+        </w:rPr>
+      </w:pPr>
+      <w:r>
+        <w:rPr>
+          <w:rFonts w:ascii="Microsoft YaHei" w:eastAsia="Microsoft YaHei" w:hAnsi="Microsoft YaHei"/>
+          <w:color w:val="FF0000"/>
+          <w:sz w:val="24"/>
+          <w:szCs w:val="24"/>
+        </w:rPr>
+        <w:t>都列出了相同的</w:t>
+      </w:r>
+      <w:r>
+        <w:rPr>
+          <w:rFonts w:ascii="Microsoft YaHei" w:eastAsia="Microsoft YaHei" w:hAnsi="Microsoft YaHei"/>
+          <w:b/>
+          <w:bCs/>
+          <w:color w:val="FF0000"/>
+          <w:sz w:val="24"/>
+          <w:szCs w:val="24"/>
+        </w:rPr>
+        <w:t>源端口</w:t>
+      </w:r>
+      <w:r>
+        <w:rPr>
+          <w:rFonts w:ascii="Microsoft YaHei" w:eastAsia="Microsoft YaHei" w:hAnsi="Microsoft YaHei"/>
+          <w:color w:val="FF0000"/>
+          <w:sz w:val="24"/>
+          <w:szCs w:val="24"/>
+        </w:rPr>
+        <w:t>（SOURCE PORT:</w:t>
+      </w:r>
+      <w:r>
+        <w:rPr>
+          <w:rFonts w:ascii="Microsoft YaHei" w:eastAsia="Microsoft YaHei" w:hAnsi="Microsoft YaHei" w:hint="eastAsia"/>
+          <w:color w:val="FF0000"/>
+          <w:sz w:val="24"/>
+          <w:szCs w:val="24"/>
+        </w:rPr>
+        <w:t>80</w:t>
+      </w:r>
+      <w:r>
+        <w:rPr>
+          <w:rFonts w:ascii="Microsoft YaHei" w:eastAsia="Microsoft YaHei" w:hAnsi="Microsoft YaHei"/>
+          <w:color w:val="FF0000"/>
+          <w:sz w:val="24"/>
+          <w:szCs w:val="24"/>
+        </w:rPr>
+        <w:t>）和</w:t>
+      </w:r>
+      <w:r>
+        <w:rPr>
+          <w:rFonts w:ascii="Microsoft YaHei" w:eastAsia="Microsoft YaHei" w:hAnsi="Microsoft YaHei"/>
+          <w:b/>
+          <w:bCs/>
+          <w:color w:val="FF0000"/>
+          <w:sz w:val="24"/>
+          <w:szCs w:val="24"/>
+        </w:rPr>
+        <w:t>目的端口</w:t>
+      </w:r>
+      <w:r>
+        <w:rPr>
+          <w:rFonts w:ascii="Microsoft YaHei" w:eastAsia="Microsoft YaHei" w:hAnsi="Microsoft YaHei"/>
+          <w:color w:val="FF0000"/>
+          <w:sz w:val="24"/>
+          <w:szCs w:val="24"/>
+        </w:rPr>
+        <w:t xml:space="preserve">（DESTINATION PORT: </w:t>
+      </w:r>
+      <w:r>
+        <w:rPr>
+          <w:rFonts w:ascii="Microsoft YaHei" w:eastAsia="Microsoft YaHei" w:hAnsi="Microsoft YaHei" w:hint="eastAsia"/>
+          <w:color w:val="FF0000"/>
+          <w:sz w:val="24"/>
+          <w:szCs w:val="24"/>
+        </w:rPr>
+        <w:t>1029</w:t>
+      </w:r>
+      <w:r>
+        <w:rPr>
+          <w:rFonts w:ascii="Microsoft YaHei" w:eastAsia="Microsoft YaHei" w:hAnsi="Microsoft YaHei"/>
+          <w:color w:val="FF0000"/>
+          <w:sz w:val="24"/>
+          <w:szCs w:val="24"/>
+        </w:rPr>
+        <w:t>）</w:t>
+      </w:r>
+    </w:p>
+    <w:p>
+      <w:pPr>
+        <w:rPr>
+          <w:rFonts w:ascii="Microsoft YaHei" w:eastAsia="Microsoft YaHei" w:hAnsi="Microsoft YaHei" w:hint="eastAsia"/>
+          <w:color w:val="FF0000"/>
+          <w:sz w:val="24"/>
+          <w:szCs w:val="24"/>
+        </w:rPr>
+      </w:pPr>
+      <w:r>
+        <w:rPr>
+          <w:rFonts w:ascii="Microsoft YaHei" w:eastAsia="Microsoft YaHei" w:hAnsi="Microsoft YaHei" w:hint="eastAsia"/>
+          <w:color w:val="FF0000"/>
+          <w:sz w:val="24"/>
+          <w:szCs w:val="24"/>
+        </w:rPr>
+        <w:t>与第四层关联</w:t>
+      </w:r>
     </w:p>
     <w:p>
       <w:pPr>
@@ -3019,10 +3429,20 @@
       <w:pPr>
         <w:rPr>
           <w:rFonts w:ascii="Microsoft YaHei" w:eastAsia="Microsoft YaHei" w:hAnsi="Microsoft YaHei" w:hint="eastAsia"/>
-          <w:sz w:val="24"/>
-          <w:szCs w:val="24"/>
-        </w:rPr>
-      </w:pPr>
+          <w:color w:val="FF0000"/>
+          <w:sz w:val="24"/>
+          <w:szCs w:val="24"/>
+        </w:rPr>
+      </w:pPr>
+      <w:r>
+        <w:rPr>
+          <w:rFonts w:ascii="Microsoft YaHei" w:eastAsia="Microsoft YaHei" w:hAnsi="Microsoft YaHei" w:hint="eastAsia"/>
+          <w:color w:val="FF0000"/>
+          <w:sz w:val="24"/>
+          <w:szCs w:val="24"/>
+        </w:rPr>
+        <w:t>与第七层关联</w:t>
+      </w:r>
     </w:p>
     <w:p>
       <w:pPr>
@@ -3064,7 +3484,50 @@
           <w:sz w:val="24"/>
           <w:szCs w:val="24"/>
         </w:rPr>
-        <w:t xml:space="preserve"> 1 层</w:t>
+        <w:t xml:space="preserve"> 1 层是活动的（未呈灰色显示）。设备</w:t>
+      </w:r>
+      <w:proofErr w:type="gramStart"/>
+      <w:r>
+        <w:rPr>
+          <w:rFonts w:ascii="Microsoft YaHei" w:eastAsia="Microsoft YaHei" w:hAnsi="Microsoft YaHei" w:hint="eastAsia"/>
+          <w:sz w:val="24"/>
+          <w:szCs w:val="24"/>
+        </w:rPr>
+        <w:t>将帧从</w:t>
+      </w:r>
+      <w:proofErr w:type="gramEnd"/>
+      <w:r>
+        <w:rPr>
+          <w:rFonts w:ascii="Microsoft YaHei" w:eastAsia="Microsoft YaHei" w:hAnsi="Microsoft YaHei" w:hint="eastAsia"/>
+          <w:sz w:val="24"/>
+          <w:szCs w:val="24"/>
+        </w:rPr>
+        <w:t>缓冲区移动到网络。</w:t>
+      </w:r>
+    </w:p>
+    <w:p>
+      <w:pPr>
+        <w:rPr>
+          <w:rFonts w:ascii="Microsoft YaHei" w:eastAsia="Microsoft YaHei" w:hAnsi="Microsoft YaHei" w:hint="eastAsia"/>
+          <w:sz w:val="24"/>
+          <w:szCs w:val="24"/>
+        </w:rPr>
+      </w:pPr>
+      <w:r>
+        <w:rPr>
+          <w:rFonts w:ascii="Microsoft YaHei" w:eastAsia="Microsoft YaHei" w:hAnsi="Microsoft YaHei" w:hint="eastAsia"/>
+          <w:sz w:val="24"/>
+          <w:szCs w:val="24"/>
+        </w:rPr>
+        <w:t>8.</w:t>
+      </w:r>
+      <w:r>
+        <w:rPr>
+          <w:rFonts w:ascii="Microsoft YaHei" w:eastAsia="Microsoft YaHei" w:hAnsi="Microsoft YaHei" w:hint="eastAsia"/>
+          <w:sz w:val="24"/>
+          <w:szCs w:val="24"/>
+        </w:rPr>
+        <w:t>前进到 Event List（事件列表）中的下一个 HTTP Info（信息） 框，然后单击彩色方框。此窗口包含 In Layers（传入层） 和 Out Layers（传出层）。注</w:t>
       </w:r>
       <w:r>
         <w:rPr>
@@ -3073,7 +3536,32 @@
           <w:szCs w:val="24"/>
         </w:rPr>
         <w:lastRenderedPageBreak/>
-        <w:t>是活动的（未呈灰色显示）。设备</w:t>
+        <w:t>意 In Layers（传入层）列正下方的箭头方向；箭头向上表示信息传输方向。滚动浏览这些层，记录之前查看的项目。该列顶部的箭头指向右侧。这表示服务器现在将信息发送回客户端。</w:t>
+      </w:r>
+    </w:p>
+    <w:p>
+      <w:pPr>
+        <w:rPr>
+          <w:rFonts w:ascii="Microsoft YaHei" w:eastAsia="Microsoft YaHei" w:hAnsi="Microsoft YaHei" w:hint="eastAsia"/>
+          <w:sz w:val="24"/>
+          <w:szCs w:val="24"/>
+        </w:rPr>
+      </w:pPr>
+      <w:r>
+        <w:rPr>
+          <w:rFonts w:ascii="Microsoft YaHei" w:eastAsia="Microsoft YaHei" w:hAnsi="Microsoft YaHei" w:hint="eastAsia"/>
+          <w:sz w:val="24"/>
+          <w:szCs w:val="24"/>
+        </w:rPr>
+        <w:t>1）</w:t>
+      </w:r>
+      <w:r>
+        <w:rPr>
+          <w:rFonts w:ascii="Microsoft YaHei" w:eastAsia="Microsoft YaHei" w:hAnsi="Microsoft YaHei" w:hint="eastAsia"/>
+          <w:sz w:val="24"/>
+          <w:szCs w:val="24"/>
+        </w:rPr>
+        <w:t>比较 In Layers（传入层）与 Out Layers（传出层）</w:t>
       </w:r>
       <w:proofErr w:type="gramStart"/>
       <w:r>
@@ -3082,7 +3570,7 @@
           <w:sz w:val="24"/>
           <w:szCs w:val="24"/>
         </w:rPr>
-        <w:t>将帧从</w:t>
+        <w:t>列显示</w:t>
       </w:r>
       <w:proofErr w:type="gramEnd"/>
       <w:r>
@@ -3091,109 +3579,176 @@
           <w:sz w:val="24"/>
           <w:szCs w:val="24"/>
         </w:rPr>
-        <w:t>缓冲区移动到网络。</w:t>
-      </w:r>
-    </w:p>
-    <w:p>
-      <w:pPr>
-        <w:rPr>
-          <w:rFonts w:ascii="Microsoft YaHei" w:eastAsia="Microsoft YaHei" w:hAnsi="Microsoft YaHei" w:hint="eastAsia"/>
-          <w:sz w:val="24"/>
-          <w:szCs w:val="24"/>
-        </w:rPr>
-      </w:pPr>
-      <w:r>
-        <w:rPr>
-          <w:rFonts w:ascii="Microsoft YaHei" w:eastAsia="Microsoft YaHei" w:hAnsi="Microsoft YaHei" w:hint="eastAsia"/>
-          <w:sz w:val="24"/>
-          <w:szCs w:val="24"/>
-        </w:rPr>
-        <w:t>8.</w:t>
-      </w:r>
-      <w:r>
-        <w:rPr>
-          <w:rFonts w:ascii="Microsoft YaHei" w:eastAsia="Microsoft YaHei" w:hAnsi="Microsoft YaHei" w:hint="eastAsia"/>
-          <w:sz w:val="24"/>
-          <w:szCs w:val="24"/>
-        </w:rPr>
-        <w:t>前进到 Event List（事件列表）中的下一个 HTTP Info（信息） 框，然后单击彩色方框。此窗口包含 In Layers（传入层） 和 Out Layers（传出层）。注意 In Layers（传入层）列正下方的箭头方向；箭头向上表示信息传输方向。滚动浏览这些层，记录之前查看的项目。该列顶部的箭头指向右侧。这表示服务器现在将信息发送回客户端。</w:t>
-      </w:r>
-    </w:p>
-    <w:p>
-      <w:pPr>
-        <w:rPr>
-          <w:rFonts w:ascii="Microsoft YaHei" w:eastAsia="Microsoft YaHei" w:hAnsi="Microsoft YaHei" w:hint="eastAsia"/>
-          <w:sz w:val="24"/>
-          <w:szCs w:val="24"/>
-        </w:rPr>
-      </w:pPr>
-      <w:r>
-        <w:rPr>
-          <w:rFonts w:ascii="Microsoft YaHei" w:eastAsia="Microsoft YaHei" w:hAnsi="Microsoft YaHei" w:hint="eastAsia"/>
-          <w:sz w:val="24"/>
-          <w:szCs w:val="24"/>
-        </w:rPr>
-        <w:t>1）</w:t>
-      </w:r>
-      <w:r>
-        <w:rPr>
-          <w:rFonts w:ascii="Microsoft YaHei" w:eastAsia="Microsoft YaHei" w:hAnsi="Microsoft YaHei" w:hint="eastAsia"/>
-          <w:sz w:val="24"/>
-          <w:szCs w:val="24"/>
-        </w:rPr>
-        <w:t>比较 In Layers（传入层）与 Out Layers（传出层）</w:t>
+        <w:t>的信息，主要区别是什么？</w:t>
+      </w:r>
+    </w:p>
+    <w:p>
+      <w:pPr>
+        <w:rPr>
+          <w:rFonts w:ascii="Microsoft YaHei" w:eastAsia="Microsoft YaHei" w:hAnsi="Microsoft YaHei" w:hint="eastAsia"/>
+          <w:sz w:val="24"/>
+          <w:szCs w:val="24"/>
+        </w:rPr>
+      </w:pPr>
+      <w:r>
+        <w:rPr>
+          <w:rFonts w:ascii="Microsoft YaHei" w:eastAsia="Microsoft YaHei" w:hAnsi="Microsoft YaHei"/>
+          <w:sz w:val="24"/>
+          <w:szCs w:val="24"/>
+        </w:rPr>
+        <w:drawing>
+          <wp:inline distT="0" distB="0" distL="0" distR="0" wp14:anchorId="4B98AB84" wp14:editId="700186EA">
+            <wp:extent cx="5274310" cy="4871720"/>
+            <wp:effectExtent l="0" t="0" r="2540" b="5080"/>
+            <wp:docPr id="681015376" name="图片 1"/>
+            <wp:cNvGraphicFramePr>
+              <a:graphicFrameLocks xmlns:a="http://schemas.openxmlformats.org/drawingml/2006/main" noChangeAspect="1"/>
+            </wp:cNvGraphicFramePr>
+            <a:graphic xmlns:a="http://schemas.openxmlformats.org/drawingml/2006/main">
+              <a:graphicData uri="http://schemas.openxmlformats.org/drawingml/2006/picture">
+                <pic:pic xmlns:pic="http://schemas.openxmlformats.org/drawingml/2006/picture">
+                  <pic:nvPicPr>
+                    <pic:cNvPr id="681015376" name=""/>
+                    <pic:cNvPicPr/>
+                  </pic:nvPicPr>
+                  <pic:blipFill>
+                    <a:blip r:embed="rId18"/>
+                    <a:stretch>
+                      <a:fillRect/>
+                    </a:stretch>
+                  </pic:blipFill>
+                  <pic:spPr>
+                    <a:xfrm>
+                      <a:off x="0" y="0"/>
+                      <a:ext cx="5274310" cy="4871720"/>
+                    </a:xfrm>
+                    <a:prstGeom prst="rect">
+                      <a:avLst/>
+                    </a:prstGeom>
+                  </pic:spPr>
+                </pic:pic>
+              </a:graphicData>
+            </a:graphic>
+          </wp:inline>
+        </w:drawing>
+      </w:r>
+    </w:p>
+    <w:p>
+      <w:pPr>
+        <w:rPr>
+          <w:rFonts w:ascii="Microsoft YaHei" w:eastAsia="Microsoft YaHei" w:hAnsi="Microsoft YaHei" w:hint="eastAsia"/>
+          <w:sz w:val="24"/>
+          <w:szCs w:val="24"/>
+        </w:rPr>
+      </w:pPr>
+      <w:r>
+        <w:rPr>
+          <w:rFonts w:ascii="Microsoft YaHei" w:eastAsia="Microsoft YaHei" w:hAnsi="Microsoft YaHei" w:hint="eastAsia"/>
+          <w:sz w:val="24"/>
+          <w:szCs w:val="24"/>
+        </w:rPr>
+        <w:t>2)</w:t>
+      </w:r>
+      <w:r>
+        <w:rPr>
+          <w:rFonts w:ascii="Microsoft YaHei" w:eastAsia="Microsoft YaHei" w:hAnsi="Microsoft YaHei" w:hint="eastAsia"/>
+          <w:sz w:val="24"/>
+          <w:szCs w:val="24"/>
+        </w:rPr>
+        <w:t>单击 Info（信息）列下最后一个彩色方框。有多少个选项卡显示该事件？原因是什么？</w:t>
+      </w:r>
+    </w:p>
+    <w:p>
+      <w:pPr>
+        <w:rPr>
+          <w:rFonts w:ascii="Microsoft YaHei" w:eastAsia="Microsoft YaHei" w:hAnsi="Microsoft YaHei"/>
+          <w:color w:val="FF0000"/>
+          <w:sz w:val="24"/>
+          <w:szCs w:val="24"/>
+        </w:rPr>
+      </w:pPr>
+      <w:r>
+        <w:rPr>
+          <w:rFonts w:ascii="Microsoft YaHei" w:eastAsia="Microsoft YaHei" w:hAnsi="Microsoft YaHei"/>
+          <w:color w:val="FF0000"/>
+          <w:sz w:val="24"/>
+          <w:szCs w:val="24"/>
+        </w:rPr>
+        <w:t xml:space="preserve">只有 </w:t>
+      </w:r>
+      <w:r>
+        <w:rPr>
+          <w:rFonts w:ascii="Microsoft YaHei" w:eastAsia="Microsoft YaHei" w:hAnsi="Microsoft YaHei"/>
+          <w:b/>
+          <w:bCs/>
+          <w:color w:val="FF0000"/>
+          <w:sz w:val="24"/>
+          <w:szCs w:val="24"/>
+        </w:rPr>
+        <w:t xml:space="preserve">2 </w:t>
       </w:r>
       <w:proofErr w:type="gramStart"/>
       <w:r>
         <w:rPr>
-          <w:rFonts w:ascii="Microsoft YaHei" w:eastAsia="Microsoft YaHei" w:hAnsi="Microsoft YaHei" w:hint="eastAsia"/>
-          <w:sz w:val="24"/>
-          <w:szCs w:val="24"/>
-        </w:rPr>
-        <w:t>列显示</w:t>
+          <w:rFonts w:ascii="Microsoft YaHei" w:eastAsia="Microsoft YaHei" w:hAnsi="Microsoft YaHei"/>
+          <w:b/>
+          <w:bCs/>
+          <w:color w:val="FF0000"/>
+          <w:sz w:val="24"/>
+          <w:szCs w:val="24"/>
+        </w:rPr>
+        <w:t>个</w:t>
       </w:r>
       <w:proofErr w:type="gramEnd"/>
       <w:r>
         <w:rPr>
-          <w:rFonts w:ascii="Microsoft YaHei" w:eastAsia="Microsoft YaHei" w:hAnsi="Microsoft YaHei" w:hint="eastAsia"/>
-          <w:sz w:val="24"/>
-          <w:szCs w:val="24"/>
-        </w:rPr>
-        <w:t>的信息，主要区别是什么？</w:t>
-      </w:r>
-    </w:p>
-    <w:p>
-      <w:pPr>
-        <w:rPr>
-          <w:rFonts w:ascii="Microsoft YaHei" w:eastAsia="Microsoft YaHei" w:hAnsi="Microsoft YaHei" w:hint="eastAsia"/>
-          <w:sz w:val="24"/>
-          <w:szCs w:val="24"/>
-        </w:rPr>
-      </w:pPr>
-    </w:p>
-    <w:p>
-      <w:pPr>
-        <w:rPr>
-          <w:rFonts w:ascii="Microsoft YaHei" w:eastAsia="Microsoft YaHei" w:hAnsi="Microsoft YaHei" w:hint="eastAsia"/>
-          <w:sz w:val="24"/>
-          <w:szCs w:val="24"/>
-        </w:rPr>
-      </w:pPr>
-      <w:r>
-        <w:rPr>
-          <w:rFonts w:ascii="Microsoft YaHei" w:eastAsia="Microsoft YaHei" w:hAnsi="Microsoft YaHei" w:hint="eastAsia"/>
-          <w:sz w:val="24"/>
-          <w:szCs w:val="24"/>
-        </w:rPr>
-        <w:t>2)</w:t>
-      </w:r>
-      <w:r>
-        <w:rPr>
-          <w:rFonts w:ascii="Microsoft YaHei" w:eastAsia="Microsoft YaHei" w:hAnsi="Microsoft YaHei" w:hint="eastAsia"/>
-          <w:sz w:val="24"/>
-          <w:szCs w:val="24"/>
-        </w:rPr>
-        <w:t>单击 Info（信息）列下最后一个彩色方框。有多少个选项卡显示该事件？原因是什么？</w:t>
+          <w:rFonts w:ascii="Microsoft YaHei" w:eastAsia="Microsoft YaHei" w:hAnsi="Microsoft YaHei"/>
+          <w:color w:val="FF0000"/>
+          <w:sz w:val="24"/>
+          <w:szCs w:val="24"/>
+        </w:rPr>
+        <w:t>选项卡显示该事件</w:t>
+      </w:r>
+    </w:p>
+    <w:p>
+      <w:pPr>
+        <w:rPr>
+          <w:rFonts w:ascii="Microsoft YaHei" w:eastAsia="Microsoft YaHei" w:hAnsi="Microsoft YaHei" w:hint="eastAsia"/>
+          <w:color w:val="FF0000"/>
+          <w:sz w:val="24"/>
+          <w:szCs w:val="24"/>
+        </w:rPr>
+      </w:pPr>
+      <w:r>
+        <w:rPr>
+          <w:rFonts w:ascii="Microsoft YaHei" w:eastAsia="Microsoft YaHei" w:hAnsi="Microsoft YaHei"/>
+          <w:color w:val="FF0000"/>
+          <w:sz w:val="24"/>
+          <w:szCs w:val="24"/>
+        </w:rPr>
+        <w:t>原因是</w:t>
+      </w:r>
+      <w:r>
+        <w:rPr>
+          <w:rFonts w:ascii="Microsoft YaHei" w:eastAsia="Microsoft YaHei" w:hAnsi="Microsoft YaHei"/>
+          <w:b/>
+          <w:bCs/>
+          <w:color w:val="FF0000"/>
+          <w:sz w:val="24"/>
+          <w:szCs w:val="24"/>
+        </w:rPr>
+        <w:t>这是该数据流的终点，PC0 是最终的数据接收方</w:t>
+      </w:r>
+      <w:r>
+        <w:rPr>
+          <w:rFonts w:ascii="Microsoft YaHei" w:eastAsia="Microsoft YaHei" w:hAnsi="Microsoft YaHei" w:hint="eastAsia"/>
+          <w:b/>
+          <w:bCs/>
+          <w:color w:val="FF0000"/>
+          <w:sz w:val="24"/>
+          <w:szCs w:val="24"/>
+        </w:rPr>
+        <w:t>，没有发送动作</w:t>
       </w:r>
     </w:p>
     <w:p>
